--- a/Docs/Проектная документация Нейро-ПКГХ.docx
+++ b/Docs/Проектная документация Нейро-ПКГХ.docx
@@ -53,13 +53,7 @@
         <w:t>»</w:t>
       </w:r>
     </w:p>
-    <w:p>
-      <w:pPr>
-        <w:rPr>
-          <w:lang w:val="en-US"/>
-        </w:rPr>
-      </w:pPr>
-    </w:p>
+    <w:p/>
     <w:p/>
     <w:p/>
     <w:p/>
@@ -151,7 +145,15 @@
                       <w:sz w:val="28"/>
                       <w:szCs w:val="28"/>
                     </w:rPr>
-                    <w:t>Листов __</w:t>
+                    <w:t xml:space="preserve">Листов </w:t>
+                  </w:r>
+                  <w:r>
+                    <w:rPr>
+                      <w:sz w:val="28"/>
+                      <w:szCs w:val="28"/>
+                      <w:u w:val="single"/>
+                    </w:rPr>
+                    <w:t>18</w:t>
                   </w:r>
                 </w:p>
               </w:txbxContent>
@@ -252,14 +254,13 @@
     <w:p/>
     <w:p/>
     <w:p/>
-    <w:p/>
     <w:p>
       <w:r>
         <w:rPr>
           <w:noProof/>
         </w:rPr>
         <w:pict>
-          <v:rect id="_x0000_s1029" alt="Описание: officeArt object" style="position:absolute;left:0;text-align:left;margin-left:-16.4pt;margin-top:28.7pt;width:477.55pt;height:32.45pt;z-index:251659264;visibility:visible;mso-wrap-distance-left:0;mso-wrap-distance-right:0;mso-position-vertical-relative:line" o:gfxdata="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" filled="f" stroked="f" strokeweight="1pt">
+          <v:rect id="_x0000_s1029" alt="Описание: officeArt object" style="position:absolute;left:0;text-align:left;margin-left:64.35pt;margin-top:11.9pt;width:310.75pt;height:32.45pt;z-index:251659264;visibility:visible;mso-wrap-distance-left:0;mso-wrap-distance-right:0;mso-position-vertical-relative:line" o:gfxdata="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" filled="f" stroked="f" strokeweight="1pt">
             <v:textbox style="mso-next-textbox:#_x0000_s1029" inset="3.6pt,,3.6pt">
               <w:txbxContent>
                 <w:p>
@@ -285,9 +286,15 @@
     </w:p>
     <w:p>
       <w:pPr>
-        <w:pStyle w:val="a4"/>
-      </w:pPr>
-      <w:r>
+        <w:pStyle w:val="1"/>
+        <w:rPr>
+          <w:sz w:val="32"/>
+        </w:rPr>
+      </w:pPr>
+      <w:r>
+        <w:rPr>
+          <w:sz w:val="32"/>
+        </w:rPr>
         <w:lastRenderedPageBreak/>
         <w:pict>
           <v:rect id="_x0000_s1028" alt="Описание: officeArt object" style="position:absolute;left:0;text-align:left;margin-left:23.35pt;margin-top:-342pt;width:477.55pt;height:180pt;z-index:251658240;visibility:visible;mso-wrap-distance-left:0;mso-wrap-distance-right:0;mso-position-vertical-relative:line" o:gfxdata="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" filled="f" stroked="f" strokeweight="1pt">
@@ -396,17 +403,874 @@
         </w:pict>
       </w:r>
       <w:r>
+        <w:rPr>
+          <w:sz w:val="32"/>
+        </w:rPr>
         <w:t>Содержание</w:t>
       </w:r>
     </w:p>
     <w:p>
       <w:pPr>
-        <w:pStyle w:val="a5"/>
-      </w:pPr>
-    </w:p>
-    <w:p>
-      <w:r>
-        <w:t>ываыв</w:t>
+        <w:pStyle w:val="11"/>
+        <w:tabs>
+          <w:tab w:val="right" w:leader="dot" w:pos="9345"/>
+        </w:tabs>
+        <w:spacing w:after="0"/>
+        <w:ind w:firstLine="0"/>
+        <w:rPr>
+          <w:rFonts w:asciiTheme="minorHAnsi" w:eastAsiaTheme="minorEastAsia" w:hAnsiTheme="minorHAnsi" w:cstheme="minorBidi"/>
+          <w:noProof/>
+          <w:color w:val="auto"/>
+          <w:sz w:val="22"/>
+          <w:szCs w:val="22"/>
+        </w:rPr>
+      </w:pPr>
+      <w:r>
+        <w:fldChar w:fldCharType="begin"/>
+      </w:r>
+      <w:r>
+        <w:instrText xml:space="preserve"> TOC \h \z \t "Заголовок;1" </w:instrText>
+      </w:r>
+      <w:r>
+        <w:fldChar w:fldCharType="separate"/>
+      </w:r>
+      <w:hyperlink w:anchor="_Toc233383745" w:history="1">
+        <w:r>
+          <w:rPr>
+            <w:rStyle w:val="a3"/>
+            <w:noProof/>
+          </w:rPr>
+          <w:t>1. Введение</w:t>
+        </w:r>
+        <w:r>
+          <w:rPr>
+            <w:noProof/>
+            <w:webHidden/>
+          </w:rPr>
+          <w:tab/>
+        </w:r>
+        <w:r>
+          <w:rPr>
+            <w:noProof/>
+            <w:webHidden/>
+          </w:rPr>
+          <w:fldChar w:fldCharType="begin"/>
+        </w:r>
+        <w:r>
+          <w:rPr>
+            <w:noProof/>
+            <w:webHidden/>
+          </w:rPr>
+          <w:instrText xml:space="preserve"> PAGEREF _Toc233383745 \h </w:instrText>
+        </w:r>
+        <w:r>
+          <w:rPr>
+            <w:noProof/>
+            <w:webHidden/>
+          </w:rPr>
+        </w:r>
+        <w:r>
+          <w:rPr>
+            <w:noProof/>
+            <w:webHidden/>
+          </w:rPr>
+          <w:fldChar w:fldCharType="separate"/>
+        </w:r>
+        <w:r>
+          <w:rPr>
+            <w:noProof/>
+            <w:webHidden/>
+          </w:rPr>
+          <w:t>3</w:t>
+        </w:r>
+        <w:r>
+          <w:rPr>
+            <w:noProof/>
+            <w:webHidden/>
+          </w:rPr>
+          <w:fldChar w:fldCharType="end"/>
+        </w:r>
+      </w:hyperlink>
+    </w:p>
+    <w:p>
+      <w:pPr>
+        <w:pStyle w:val="11"/>
+        <w:tabs>
+          <w:tab w:val="right" w:leader="dot" w:pos="9345"/>
+        </w:tabs>
+        <w:spacing w:after="0"/>
+        <w:ind w:firstLine="0"/>
+        <w:rPr>
+          <w:rFonts w:asciiTheme="minorHAnsi" w:eastAsiaTheme="minorEastAsia" w:hAnsiTheme="minorHAnsi" w:cstheme="minorBidi"/>
+          <w:noProof/>
+          <w:color w:val="auto"/>
+          <w:sz w:val="22"/>
+          <w:szCs w:val="22"/>
+        </w:rPr>
+      </w:pPr>
+      <w:hyperlink w:anchor="_Toc233383746" w:history="1">
+        <w:r>
+          <w:rPr>
+            <w:rStyle w:val="a3"/>
+            <w:noProof/>
+          </w:rPr>
+          <w:t>2. Архитектура и проектные решения</w:t>
+        </w:r>
+        <w:r>
+          <w:rPr>
+            <w:noProof/>
+            <w:webHidden/>
+          </w:rPr>
+          <w:tab/>
+        </w:r>
+        <w:r>
+          <w:rPr>
+            <w:noProof/>
+            <w:webHidden/>
+          </w:rPr>
+          <w:fldChar w:fldCharType="begin"/>
+        </w:r>
+        <w:r>
+          <w:rPr>
+            <w:noProof/>
+            <w:webHidden/>
+          </w:rPr>
+          <w:instrText xml:space="preserve"> PAGEREF _Toc233383746 \h </w:instrText>
+        </w:r>
+        <w:r>
+          <w:rPr>
+            <w:noProof/>
+            <w:webHidden/>
+          </w:rPr>
+        </w:r>
+        <w:r>
+          <w:rPr>
+            <w:noProof/>
+            <w:webHidden/>
+          </w:rPr>
+          <w:fldChar w:fldCharType="separate"/>
+        </w:r>
+        <w:r>
+          <w:rPr>
+            <w:noProof/>
+            <w:webHidden/>
+          </w:rPr>
+          <w:t>4</w:t>
+        </w:r>
+        <w:r>
+          <w:rPr>
+            <w:noProof/>
+            <w:webHidden/>
+          </w:rPr>
+          <w:fldChar w:fldCharType="end"/>
+        </w:r>
+      </w:hyperlink>
+    </w:p>
+    <w:p>
+      <w:pPr>
+        <w:pStyle w:val="11"/>
+        <w:tabs>
+          <w:tab w:val="right" w:leader="dot" w:pos="9345"/>
+        </w:tabs>
+        <w:spacing w:after="0"/>
+        <w:ind w:firstLine="0"/>
+        <w:rPr>
+          <w:rFonts w:asciiTheme="minorHAnsi" w:eastAsiaTheme="minorEastAsia" w:hAnsiTheme="minorHAnsi" w:cstheme="minorBidi"/>
+          <w:noProof/>
+          <w:color w:val="auto"/>
+          <w:sz w:val="22"/>
+          <w:szCs w:val="22"/>
+        </w:rPr>
+      </w:pPr>
+      <w:hyperlink w:anchor="_Toc233383747" w:history="1">
+        <w:r>
+          <w:rPr>
+            <w:rStyle w:val="a3"/>
+            <w:noProof/>
+          </w:rPr>
+          <w:t>3. Принципы работы ИИ-агентов и промптов</w:t>
+        </w:r>
+        <w:r>
+          <w:rPr>
+            <w:noProof/>
+            <w:webHidden/>
+          </w:rPr>
+          <w:tab/>
+        </w:r>
+        <w:r>
+          <w:rPr>
+            <w:noProof/>
+            <w:webHidden/>
+          </w:rPr>
+          <w:fldChar w:fldCharType="begin"/>
+        </w:r>
+        <w:r>
+          <w:rPr>
+            <w:noProof/>
+            <w:webHidden/>
+          </w:rPr>
+          <w:instrText xml:space="preserve"> PAGEREF _Toc233383747 \h </w:instrText>
+        </w:r>
+        <w:r>
+          <w:rPr>
+            <w:noProof/>
+            <w:webHidden/>
+          </w:rPr>
+        </w:r>
+        <w:r>
+          <w:rPr>
+            <w:noProof/>
+            <w:webHidden/>
+          </w:rPr>
+          <w:fldChar w:fldCharType="separate"/>
+        </w:r>
+        <w:r>
+          <w:rPr>
+            <w:noProof/>
+            <w:webHidden/>
+          </w:rPr>
+          <w:t>6</w:t>
+        </w:r>
+        <w:r>
+          <w:rPr>
+            <w:noProof/>
+            <w:webHidden/>
+          </w:rPr>
+          <w:fldChar w:fldCharType="end"/>
+        </w:r>
+      </w:hyperlink>
+    </w:p>
+    <w:p>
+      <w:pPr>
+        <w:pStyle w:val="11"/>
+        <w:tabs>
+          <w:tab w:val="right" w:leader="dot" w:pos="9345"/>
+        </w:tabs>
+        <w:spacing w:after="0"/>
+        <w:ind w:firstLine="0"/>
+        <w:rPr>
+          <w:rFonts w:asciiTheme="minorHAnsi" w:eastAsiaTheme="minorEastAsia" w:hAnsiTheme="minorHAnsi" w:cstheme="minorBidi"/>
+          <w:noProof/>
+          <w:color w:val="auto"/>
+          <w:sz w:val="22"/>
+          <w:szCs w:val="22"/>
+        </w:rPr>
+      </w:pPr>
+      <w:hyperlink w:anchor="_Toc233383748" w:history="1">
+        <w:r>
+          <w:rPr>
+            <w:rStyle w:val="a3"/>
+            <w:noProof/>
+          </w:rPr>
+          <w:t>4. Сравнительный анализ российских и зарубежных нейросетей</w:t>
+        </w:r>
+        <w:r>
+          <w:rPr>
+            <w:noProof/>
+            <w:webHidden/>
+          </w:rPr>
+          <w:tab/>
+        </w:r>
+        <w:r>
+          <w:rPr>
+            <w:noProof/>
+            <w:webHidden/>
+          </w:rPr>
+          <w:fldChar w:fldCharType="begin"/>
+        </w:r>
+        <w:r>
+          <w:rPr>
+            <w:noProof/>
+            <w:webHidden/>
+          </w:rPr>
+          <w:instrText xml:space="preserve"> PAGEREF _Toc233383748 \h </w:instrText>
+        </w:r>
+        <w:r>
+          <w:rPr>
+            <w:noProof/>
+            <w:webHidden/>
+          </w:rPr>
+        </w:r>
+        <w:r>
+          <w:rPr>
+            <w:noProof/>
+            <w:webHidden/>
+          </w:rPr>
+          <w:fldChar w:fldCharType="separate"/>
+        </w:r>
+        <w:r>
+          <w:rPr>
+            <w:noProof/>
+            <w:webHidden/>
+          </w:rPr>
+          <w:t>8</w:t>
+        </w:r>
+        <w:r>
+          <w:rPr>
+            <w:noProof/>
+            <w:webHidden/>
+          </w:rPr>
+          <w:fldChar w:fldCharType="end"/>
+        </w:r>
+      </w:hyperlink>
+    </w:p>
+    <w:p>
+      <w:pPr>
+        <w:pStyle w:val="11"/>
+        <w:tabs>
+          <w:tab w:val="right" w:leader="dot" w:pos="9345"/>
+        </w:tabs>
+        <w:spacing w:after="0"/>
+        <w:ind w:firstLine="0"/>
+        <w:rPr>
+          <w:rFonts w:asciiTheme="minorHAnsi" w:eastAsiaTheme="minorEastAsia" w:hAnsiTheme="minorHAnsi" w:cstheme="minorBidi"/>
+          <w:noProof/>
+          <w:color w:val="auto"/>
+          <w:sz w:val="22"/>
+          <w:szCs w:val="22"/>
+        </w:rPr>
+      </w:pPr>
+      <w:hyperlink w:anchor="_Toc233383749" w:history="1">
+        <w:r>
+          <w:rPr>
+            <w:rStyle w:val="a3"/>
+            <w:noProof/>
+          </w:rPr>
+          <w:t>5. Руководство пользователя</w:t>
+        </w:r>
+        <w:r>
+          <w:rPr>
+            <w:noProof/>
+            <w:webHidden/>
+          </w:rPr>
+          <w:tab/>
+        </w:r>
+        <w:r>
+          <w:rPr>
+            <w:noProof/>
+            <w:webHidden/>
+          </w:rPr>
+          <w:fldChar w:fldCharType="begin"/>
+        </w:r>
+        <w:r>
+          <w:rPr>
+            <w:noProof/>
+            <w:webHidden/>
+          </w:rPr>
+          <w:instrText xml:space="preserve"> PAGEREF _Toc233383749 \h </w:instrText>
+        </w:r>
+        <w:r>
+          <w:rPr>
+            <w:noProof/>
+            <w:webHidden/>
+          </w:rPr>
+        </w:r>
+        <w:r>
+          <w:rPr>
+            <w:noProof/>
+            <w:webHidden/>
+          </w:rPr>
+          <w:fldChar w:fldCharType="separate"/>
+        </w:r>
+        <w:r>
+          <w:rPr>
+            <w:noProof/>
+            <w:webHidden/>
+          </w:rPr>
+          <w:t>9</w:t>
+        </w:r>
+        <w:r>
+          <w:rPr>
+            <w:noProof/>
+            <w:webHidden/>
+          </w:rPr>
+          <w:fldChar w:fldCharType="end"/>
+        </w:r>
+      </w:hyperlink>
+    </w:p>
+    <w:p>
+      <w:pPr>
+        <w:pStyle w:val="11"/>
+        <w:tabs>
+          <w:tab w:val="right" w:leader="dot" w:pos="9345"/>
+        </w:tabs>
+        <w:spacing w:after="0"/>
+        <w:ind w:firstLine="0"/>
+        <w:rPr>
+          <w:rFonts w:asciiTheme="minorHAnsi" w:eastAsiaTheme="minorEastAsia" w:hAnsiTheme="minorHAnsi" w:cstheme="minorBidi"/>
+          <w:noProof/>
+          <w:color w:val="auto"/>
+          <w:sz w:val="22"/>
+          <w:szCs w:val="22"/>
+        </w:rPr>
+      </w:pPr>
+      <w:hyperlink w:anchor="_Toc233383750" w:history="1">
+        <w:r>
+          <w:rPr>
+            <w:rStyle w:val="a3"/>
+            <w:noProof/>
+          </w:rPr>
+          <w:t>6. Руководство разработчика</w:t>
+        </w:r>
+        <w:r>
+          <w:rPr>
+            <w:noProof/>
+            <w:webHidden/>
+          </w:rPr>
+          <w:tab/>
+        </w:r>
+        <w:r>
+          <w:rPr>
+            <w:noProof/>
+            <w:webHidden/>
+          </w:rPr>
+          <w:fldChar w:fldCharType="begin"/>
+        </w:r>
+        <w:r>
+          <w:rPr>
+            <w:noProof/>
+            <w:webHidden/>
+          </w:rPr>
+          <w:instrText xml:space="preserve"> PAGEREF _Toc233383750 \h </w:instrText>
+        </w:r>
+        <w:r>
+          <w:rPr>
+            <w:noProof/>
+            <w:webHidden/>
+          </w:rPr>
+        </w:r>
+        <w:r>
+          <w:rPr>
+            <w:noProof/>
+            <w:webHidden/>
+          </w:rPr>
+          <w:fldChar w:fldCharType="separate"/>
+        </w:r>
+        <w:r>
+          <w:rPr>
+            <w:noProof/>
+            <w:webHidden/>
+          </w:rPr>
+          <w:t>13</w:t>
+        </w:r>
+        <w:r>
+          <w:rPr>
+            <w:noProof/>
+            <w:webHidden/>
+          </w:rPr>
+          <w:fldChar w:fldCharType="end"/>
+        </w:r>
+      </w:hyperlink>
+    </w:p>
+    <w:p>
+      <w:pPr>
+        <w:pStyle w:val="11"/>
+        <w:tabs>
+          <w:tab w:val="right" w:leader="dot" w:pos="9345"/>
+        </w:tabs>
+        <w:spacing w:after="0"/>
+        <w:ind w:firstLine="0"/>
+        <w:rPr>
+          <w:rFonts w:asciiTheme="minorHAnsi" w:eastAsiaTheme="minorEastAsia" w:hAnsiTheme="minorHAnsi" w:cstheme="minorBidi"/>
+          <w:noProof/>
+          <w:color w:val="auto"/>
+          <w:sz w:val="22"/>
+          <w:szCs w:val="22"/>
+        </w:rPr>
+      </w:pPr>
+      <w:hyperlink w:anchor="_Toc233383751" w:history="1">
+        <w:r>
+          <w:rPr>
+            <w:rStyle w:val="a3"/>
+            <w:noProof/>
+          </w:rPr>
+          <w:t>6.4. Расширение функциональности</w:t>
+        </w:r>
+        <w:r>
+          <w:rPr>
+            <w:noProof/>
+            <w:webHidden/>
+          </w:rPr>
+          <w:tab/>
+        </w:r>
+        <w:r>
+          <w:rPr>
+            <w:noProof/>
+            <w:webHidden/>
+          </w:rPr>
+          <w:fldChar w:fldCharType="begin"/>
+        </w:r>
+        <w:r>
+          <w:rPr>
+            <w:noProof/>
+            <w:webHidden/>
+          </w:rPr>
+          <w:instrText xml:space="preserve"> PAGEREF _Toc233383751 \h </w:instrText>
+        </w:r>
+        <w:r>
+          <w:rPr>
+            <w:noProof/>
+            <w:webHidden/>
+          </w:rPr>
+        </w:r>
+        <w:r>
+          <w:rPr>
+            <w:noProof/>
+            <w:webHidden/>
+          </w:rPr>
+          <w:fldChar w:fldCharType="separate"/>
+        </w:r>
+        <w:r>
+          <w:rPr>
+            <w:noProof/>
+            <w:webHidden/>
+          </w:rPr>
+          <w:t>14</w:t>
+        </w:r>
+        <w:r>
+          <w:rPr>
+            <w:noProof/>
+            <w:webHidden/>
+          </w:rPr>
+          <w:fldChar w:fldCharType="end"/>
+        </w:r>
+      </w:hyperlink>
+    </w:p>
+    <w:p>
+      <w:pPr>
+        <w:pStyle w:val="11"/>
+        <w:tabs>
+          <w:tab w:val="right" w:leader="dot" w:pos="9345"/>
+        </w:tabs>
+        <w:spacing w:after="0"/>
+        <w:ind w:firstLine="0"/>
+        <w:rPr>
+          <w:rFonts w:asciiTheme="minorHAnsi" w:eastAsiaTheme="minorEastAsia" w:hAnsiTheme="minorHAnsi" w:cstheme="minorBidi"/>
+          <w:noProof/>
+          <w:color w:val="auto"/>
+          <w:sz w:val="22"/>
+          <w:szCs w:val="22"/>
+        </w:rPr>
+      </w:pPr>
+      <w:hyperlink w:anchor="_Toc233383752" w:history="1">
+        <w:r>
+          <w:rPr>
+            <w:rStyle w:val="a3"/>
+            <w:noProof/>
+          </w:rPr>
+          <w:t>7. Руководство администратора</w:t>
+        </w:r>
+        <w:r>
+          <w:rPr>
+            <w:noProof/>
+            <w:webHidden/>
+          </w:rPr>
+          <w:tab/>
+        </w:r>
+        <w:r>
+          <w:rPr>
+            <w:noProof/>
+            <w:webHidden/>
+          </w:rPr>
+          <w:fldChar w:fldCharType="begin"/>
+        </w:r>
+        <w:r>
+          <w:rPr>
+            <w:noProof/>
+            <w:webHidden/>
+          </w:rPr>
+          <w:instrText xml:space="preserve"> PAGEREF _Toc233383752 \h </w:instrText>
+        </w:r>
+        <w:r>
+          <w:rPr>
+            <w:noProof/>
+            <w:webHidden/>
+          </w:rPr>
+        </w:r>
+        <w:r>
+          <w:rPr>
+            <w:noProof/>
+            <w:webHidden/>
+          </w:rPr>
+          <w:fldChar w:fldCharType="separate"/>
+        </w:r>
+        <w:r>
+          <w:rPr>
+            <w:noProof/>
+            <w:webHidden/>
+          </w:rPr>
+          <w:t>15</w:t>
+        </w:r>
+        <w:r>
+          <w:rPr>
+            <w:noProof/>
+            <w:webHidden/>
+          </w:rPr>
+          <w:fldChar w:fldCharType="end"/>
+        </w:r>
+      </w:hyperlink>
+    </w:p>
+    <w:p>
+      <w:pPr>
+        <w:pStyle w:val="11"/>
+        <w:tabs>
+          <w:tab w:val="right" w:leader="dot" w:pos="9345"/>
+        </w:tabs>
+        <w:spacing w:after="0"/>
+        <w:ind w:firstLine="0"/>
+        <w:rPr>
+          <w:rFonts w:asciiTheme="minorHAnsi" w:eastAsiaTheme="minorEastAsia" w:hAnsiTheme="minorHAnsi" w:cstheme="minorBidi"/>
+          <w:noProof/>
+          <w:color w:val="auto"/>
+          <w:sz w:val="22"/>
+          <w:szCs w:val="22"/>
+        </w:rPr>
+      </w:pPr>
+      <w:hyperlink w:anchor="_Toc233383753" w:history="1">
+        <w:r>
+          <w:rPr>
+            <w:rStyle w:val="a3"/>
+            <w:noProof/>
+          </w:rPr>
+          <w:t>8. Шаблоны отчётов и глоссарий</w:t>
+        </w:r>
+        <w:r>
+          <w:rPr>
+            <w:noProof/>
+            <w:webHidden/>
+          </w:rPr>
+          <w:tab/>
+        </w:r>
+        <w:r>
+          <w:rPr>
+            <w:noProof/>
+            <w:webHidden/>
+          </w:rPr>
+          <w:fldChar w:fldCharType="begin"/>
+        </w:r>
+        <w:r>
+          <w:rPr>
+            <w:noProof/>
+            <w:webHidden/>
+          </w:rPr>
+          <w:instrText xml:space="preserve"> PAGEREF _Toc233383753 \h </w:instrText>
+        </w:r>
+        <w:r>
+          <w:rPr>
+            <w:noProof/>
+            <w:webHidden/>
+          </w:rPr>
+        </w:r>
+        <w:r>
+          <w:rPr>
+            <w:noProof/>
+            <w:webHidden/>
+          </w:rPr>
+          <w:fldChar w:fldCharType="separate"/>
+        </w:r>
+        <w:r>
+          <w:rPr>
+            <w:noProof/>
+            <w:webHidden/>
+          </w:rPr>
+          <w:t>16</w:t>
+        </w:r>
+        <w:r>
+          <w:rPr>
+            <w:noProof/>
+            <w:webHidden/>
+          </w:rPr>
+          <w:fldChar w:fldCharType="end"/>
+        </w:r>
+      </w:hyperlink>
+    </w:p>
+    <w:p>
+      <w:pPr>
+        <w:pStyle w:val="11"/>
+        <w:tabs>
+          <w:tab w:val="right" w:leader="dot" w:pos="9345"/>
+        </w:tabs>
+        <w:spacing w:after="0"/>
+        <w:ind w:firstLine="0"/>
+        <w:rPr>
+          <w:rFonts w:asciiTheme="minorHAnsi" w:eastAsiaTheme="minorEastAsia" w:hAnsiTheme="minorHAnsi" w:cstheme="minorBidi"/>
+          <w:noProof/>
+          <w:color w:val="auto"/>
+          <w:sz w:val="22"/>
+          <w:szCs w:val="22"/>
+        </w:rPr>
+      </w:pPr>
+      <w:hyperlink w:anchor="_Toc233383754" w:history="1">
+        <w:r>
+          <w:rPr>
+            <w:rStyle w:val="a3"/>
+            <w:noProof/>
+          </w:rPr>
+          <w:t>9. Заключение</w:t>
+        </w:r>
+        <w:r>
+          <w:rPr>
+            <w:noProof/>
+            <w:webHidden/>
+          </w:rPr>
+          <w:tab/>
+        </w:r>
+        <w:r>
+          <w:rPr>
+            <w:noProof/>
+            <w:webHidden/>
+          </w:rPr>
+          <w:fldChar w:fldCharType="begin"/>
+        </w:r>
+        <w:r>
+          <w:rPr>
+            <w:noProof/>
+            <w:webHidden/>
+          </w:rPr>
+          <w:instrText xml:space="preserve"> PAGEREF _Toc233383754 \h </w:instrText>
+        </w:r>
+        <w:r>
+          <w:rPr>
+            <w:noProof/>
+            <w:webHidden/>
+          </w:rPr>
+        </w:r>
+        <w:r>
+          <w:rPr>
+            <w:noProof/>
+            <w:webHidden/>
+          </w:rPr>
+          <w:fldChar w:fldCharType="separate"/>
+        </w:r>
+        <w:r>
+          <w:rPr>
+            <w:noProof/>
+            <w:webHidden/>
+          </w:rPr>
+          <w:t>18</w:t>
+        </w:r>
+        <w:r>
+          <w:rPr>
+            <w:noProof/>
+            <w:webHidden/>
+          </w:rPr>
+          <w:fldChar w:fldCharType="end"/>
+        </w:r>
+      </w:hyperlink>
+    </w:p>
+    <w:p>
+      <w:pPr>
+        <w:tabs>
+          <w:tab w:val="clear" w:pos="9330"/>
+        </w:tabs>
+        <w:suppressAutoHyphens/>
+        <w:ind w:firstLine="0"/>
+        <w:jc w:val="left"/>
+      </w:pPr>
+      <w:r>
+        <w:fldChar w:fldCharType="end"/>
+      </w:r>
+      <w:r>
+        <w:br w:type="page"/>
+      </w:r>
+    </w:p>
+    <w:p>
+      <w:pPr>
+        <w:pStyle w:val="a4"/>
+      </w:pPr>
+      <w:bookmarkStart w:id="0" w:name="_Toc233383745"/>
+      <w:r>
+        <w:lastRenderedPageBreak/>
+        <w:t>1. Введение</w:t>
+      </w:r>
+      <w:bookmarkEnd w:id="0"/>
+    </w:p>
+    <w:p>
+      <w:r>
+        <w:t>TestAInspector — система автоматического анализа результатов выпо</w:t>
+      </w:r>
+      <w:r>
+        <w:t>л</w:t>
+      </w:r>
+      <w:r>
+        <w:t>нения тестовых заданий с использованием групп ИИ-агентов. Разработана для методистов и разработчиков электронных курсов Корпоративного ун</w:t>
+      </w:r>
+      <w:r>
+        <w:t>и</w:t>
+      </w:r>
+      <w:r>
+        <w:t>верситета Санкт-Петербурга.</w:t>
+      </w:r>
+    </w:p>
+    <w:p>
+      <w:r>
+        <w:t>Система обеспечивает:</w:t>
+      </w:r>
+    </w:p>
+    <w:p>
+      <w:pPr>
+        <w:pStyle w:val="af3"/>
+        <w:numPr>
+          <w:ilvl w:val="0"/>
+          <w:numId w:val="1"/>
+        </w:numPr>
+      </w:pPr>
+      <w:r>
+        <w:t>автоматическое сравнение ответов пользователей с эталоном;</w:t>
+      </w:r>
+    </w:p>
+    <w:p>
+      <w:pPr>
+        <w:pStyle w:val="af3"/>
+        <w:numPr>
+          <w:ilvl w:val="0"/>
+          <w:numId w:val="1"/>
+        </w:numPr>
+      </w:pPr>
+      <w:r>
+        <w:t>выявление аномалий (массовые неправильные ответы, критич</w:t>
+      </w:r>
+      <w:r>
+        <w:t>е</w:t>
+      </w:r>
+      <w:r>
+        <w:t>ские вопросы);</w:t>
+      </w:r>
+    </w:p>
+    <w:p>
+      <w:pPr>
+        <w:pStyle w:val="af3"/>
+        <w:numPr>
+          <w:ilvl w:val="0"/>
+          <w:numId w:val="1"/>
+        </w:numPr>
+      </w:pPr>
+      <w:r>
+        <w:t>формирование структурированного отчёта с рекомендациями;</w:t>
+      </w:r>
+    </w:p>
+    <w:p>
+      <w:pPr>
+        <w:pStyle w:val="af3"/>
+        <w:numPr>
+          <w:ilvl w:val="0"/>
+          <w:numId w:val="1"/>
+        </w:numPr>
+      </w:pPr>
+      <w:r>
+        <w:t>поддержку российских (YandexGPT) и зарубежных (DeepSeek / OpenRouter) нейросетей;</w:t>
+      </w:r>
+    </w:p>
+    <w:p>
+      <w:pPr>
+        <w:pStyle w:val="af3"/>
+        <w:numPr>
+          <w:ilvl w:val="0"/>
+          <w:numId w:val="1"/>
+        </w:numPr>
+      </w:pPr>
+      <w:r>
+        <w:t>экспорт результатов в JSON и Excel с подсветкой отклонений.</w:t>
       </w:r>
     </w:p>
     <w:p>
@@ -427,121 +1291,12 @@
       <w:pPr>
         <w:pStyle w:val="a4"/>
       </w:pPr>
-      <w:r>
-        <w:lastRenderedPageBreak/>
-        <w:t>1. Введение</w:t>
-      </w:r>
-    </w:p>
-    <w:p>
-      <w:r>
-        <w:t>TestAInspector — система автоматического анализа результатов выпо</w:t>
-      </w:r>
-      <w:r>
-        <w:t>л</w:t>
-      </w:r>
-      <w:r>
-        <w:t>нения тестовых заданий с использованием групп ИИ-агентов. Разработана для методистов и разработчиков электронных курсов Корпоративного ун</w:t>
-      </w:r>
-      <w:r>
-        <w:t>и</w:t>
-      </w:r>
-      <w:r>
-        <w:t>верситета Санкт-Петербурга.</w:t>
-      </w:r>
-    </w:p>
-    <w:p>
-      <w:r>
-        <w:t>Система обеспечивает:</w:t>
-      </w:r>
-    </w:p>
-    <w:p>
-      <w:pPr>
-        <w:pStyle w:val="af2"/>
-        <w:numPr>
-          <w:ilvl w:val="0"/>
-          <w:numId w:val="1"/>
-        </w:numPr>
-      </w:pPr>
-      <w:r>
-        <w:t>автоматическое сравнение ответов пользователей с эталоном;</w:t>
-      </w:r>
-    </w:p>
-    <w:p>
-      <w:pPr>
-        <w:pStyle w:val="af2"/>
-        <w:numPr>
-          <w:ilvl w:val="0"/>
-          <w:numId w:val="1"/>
-        </w:numPr>
-      </w:pPr>
-      <w:r>
-        <w:t>выявление аномалий (массовые неправильные ответы, критич</w:t>
-      </w:r>
-      <w:r>
-        <w:t>е</w:t>
-      </w:r>
-      <w:r>
-        <w:t>ские вопросы);</w:t>
-      </w:r>
-    </w:p>
-    <w:p>
-      <w:pPr>
-        <w:pStyle w:val="af2"/>
-        <w:numPr>
-          <w:ilvl w:val="0"/>
-          <w:numId w:val="1"/>
-        </w:numPr>
-      </w:pPr>
-      <w:r>
-        <w:t>формирование структурированного отчёта с рекомендациями;</w:t>
-      </w:r>
-    </w:p>
-    <w:p>
-      <w:pPr>
-        <w:pStyle w:val="af2"/>
-        <w:numPr>
-          <w:ilvl w:val="0"/>
-          <w:numId w:val="1"/>
-        </w:numPr>
-      </w:pPr>
-      <w:r>
-        <w:t>поддержку российских (YandexGPT) и зарубежных (DeepSeek / OpenRouter) нейросетей;</w:t>
-      </w:r>
-    </w:p>
-    <w:p>
-      <w:pPr>
-        <w:pStyle w:val="af2"/>
-        <w:numPr>
-          <w:ilvl w:val="0"/>
-          <w:numId w:val="1"/>
-        </w:numPr>
-      </w:pPr>
-      <w:r>
-        <w:t>экспорт результатов в JSON и Excel с подсветкой отклонений.</w:t>
-      </w:r>
-    </w:p>
-    <w:p>
-      <w:pPr>
-        <w:tabs>
-          <w:tab w:val="clear" w:pos="9330"/>
-        </w:tabs>
-        <w:suppressAutoHyphens/>
-        <w:spacing w:line="240" w:lineRule="auto"/>
-        <w:ind w:firstLine="0"/>
-        <w:jc w:val="left"/>
-      </w:pPr>
-      <w:r>
-        <w:br w:type="page"/>
-      </w:r>
-    </w:p>
-    <w:p>
-      <w:pPr>
-        <w:pStyle w:val="a4"/>
-      </w:pPr>
+      <w:bookmarkStart w:id="1" w:name="_Toc233383746"/>
       <w:r>
         <w:lastRenderedPageBreak/>
         <w:t>2. Архитектура и проектные решения</w:t>
       </w:r>
+      <w:bookmarkEnd w:id="1"/>
     </w:p>
     <w:p>
       <w:pPr>
@@ -556,15 +1311,12 @@
         <w:t>и</w:t>
       </w:r>
       <w:r>
-        <w:t>ем от</w:t>
-      </w:r>
-      <w:r>
-        <w:t>ветственности. Основные модули:</w:t>
-      </w:r>
-    </w:p>
-    <w:p>
-      <w:pPr>
-        <w:pStyle w:val="af2"/>
+        <w:t>ем ответственности. Основные модули:</w:t>
+      </w:r>
+    </w:p>
+    <w:p>
+      <w:pPr>
+        <w:pStyle w:val="af3"/>
         <w:numPr>
           <w:ilvl w:val="0"/>
           <w:numId w:val="2"/>
@@ -576,7 +1328,7 @@
     </w:p>
     <w:p>
       <w:pPr>
-        <w:pStyle w:val="af2"/>
+        <w:pStyle w:val="af3"/>
         <w:numPr>
           <w:ilvl w:val="0"/>
           <w:numId w:val="2"/>
@@ -589,18 +1341,12 @@
         <w:t>Services</w:t>
       </w:r>
       <w:r>
-        <w:t xml:space="preserve"> – оркестрирует этапы: парсинг → валидация → батчинг → в</w:t>
-      </w:r>
-      <w:r>
-        <w:t>ы</w:t>
-      </w:r>
-      <w:r>
-        <w:t>зов ИИ → сбор статистики → генерация отчёта.</w:t>
-      </w:r>
-    </w:p>
-    <w:p>
-      <w:pPr>
-        <w:pStyle w:val="af2"/>
+        <w:t xml:space="preserve"> – оркестрирует этапы: парсинг → валидация → батчинг → вызов ИИ → сбор статистики → генерация отчёта.</w:t>
+      </w:r>
+    </w:p>
+    <w:p>
+      <w:pPr>
+        <w:pStyle w:val="af3"/>
         <w:numPr>
           <w:ilvl w:val="0"/>
           <w:numId w:val="2"/>
@@ -618,7 +1364,7 @@
     </w:p>
     <w:p>
       <w:pPr>
-        <w:pStyle w:val="af2"/>
+        <w:pStyle w:val="af3"/>
         <w:numPr>
           <w:ilvl w:val="0"/>
           <w:numId w:val="2"/>
@@ -636,25 +1382,19 @@
     </w:p>
     <w:p>
       <w:pPr>
-        <w:pStyle w:val="af2"/>
+        <w:pStyle w:val="af3"/>
         <w:numPr>
           <w:ilvl w:val="0"/>
           <w:numId w:val="2"/>
         </w:numPr>
       </w:pPr>
       <w:r>
-        <w:t>Analysis – группировка ответов по вопросам, алгоритмический предотсев точных совпадений и пустых ответов, вызов ИИ-агента только для нечё</w:t>
-      </w:r>
-      <w:r>
-        <w:t>т</w:t>
-      </w:r>
-      <w:r>
-        <w:t>ких случаев.</w:t>
-      </w:r>
-    </w:p>
-    <w:p>
-      <w:pPr>
-        <w:pStyle w:val="af2"/>
+        <w:t>Analysis – группировка ответов по вопросам, алгоритмический отсев точных совпадений и пустых ответов, вызов ИИ-агента только для нечётких случаев.</w:t>
+      </w:r>
+    </w:p>
+    <w:p>
+      <w:pPr>
+        <w:pStyle w:val="af3"/>
         <w:numPr>
           <w:ilvl w:val="0"/>
           <w:numId w:val="2"/>
@@ -672,7 +1412,7 @@
     </w:p>
     <w:p>
       <w:pPr>
-        <w:pStyle w:val="af2"/>
+        <w:pStyle w:val="af3"/>
         <w:numPr>
           <w:ilvl w:val="0"/>
           <w:numId w:val="2"/>
@@ -684,7 +1424,7 @@
     </w:p>
     <w:p>
       <w:pPr>
-        <w:pStyle w:val="af2"/>
+        <w:pStyle w:val="af3"/>
         <w:numPr>
           <w:ilvl w:val="0"/>
           <w:numId w:val="2"/>
@@ -702,7 +1442,7 @@
     </w:p>
     <w:p>
       <w:pPr>
-        <w:pStyle w:val="af2"/>
+        <w:pStyle w:val="af3"/>
         <w:numPr>
           <w:ilvl w:val="0"/>
           <w:numId w:val="2"/>
@@ -713,19 +1453,8 @@
       </w:r>
     </w:p>
     <w:p>
-      <w:pPr>
-        <w:rPr>
-          <w:lang w:val="en-US"/>
-        </w:rPr>
-      </w:pPr>
-      <w:r>
-        <w:t>Взаимодействие компонентов отражено на общей архитектурной сх</w:t>
-      </w:r>
-      <w:r>
-        <w:t>е</w:t>
-      </w:r>
-      <w:r>
-        <w:t>ме</w:t>
+      <w:r>
+        <w:t>Взаимодействие компонентов отражено на общей архитектурной схеме</w:t>
       </w:r>
       <w:r>
         <w:t xml:space="preserve"> (</w:t>
@@ -770,7 +1499,7 @@
                     </pic:cNvPicPr>
                   </pic:nvPicPr>
                   <pic:blipFill>
-                    <a:blip r:embed="rId7"/>
+                    <a:blip r:embed="rId8"/>
                     <a:srcRect/>
                     <a:stretch>
                       <a:fillRect/>
@@ -820,7 +1549,7 @@
     </w:p>
     <w:p>
       <w:pPr>
-        <w:pStyle w:val="af2"/>
+        <w:pStyle w:val="af3"/>
         <w:numPr>
           <w:ilvl w:val="0"/>
           <w:numId w:val="3"/>
@@ -850,7 +1579,7 @@
     </w:p>
     <w:p>
       <w:pPr>
-        <w:pStyle w:val="af2"/>
+        <w:pStyle w:val="af3"/>
         <w:numPr>
           <w:ilvl w:val="0"/>
           <w:numId w:val="3"/>
@@ -880,7 +1609,7 @@
     </w:p>
     <w:p>
       <w:pPr>
-        <w:pStyle w:val="af2"/>
+        <w:pStyle w:val="af3"/>
         <w:numPr>
           <w:ilvl w:val="0"/>
           <w:numId w:val="3"/>
@@ -910,7 +1639,7 @@
     </w:p>
     <w:p>
       <w:pPr>
-        <w:pStyle w:val="af2"/>
+        <w:pStyle w:val="af3"/>
         <w:numPr>
           <w:ilvl w:val="0"/>
           <w:numId w:val="3"/>
@@ -937,14 +1666,13 @@
     <w:p>
       <w:pPr>
         <w:pStyle w:val="a4"/>
-        <w:rPr>
-          <w:lang w:val="en-US"/>
-        </w:rPr>
-      </w:pPr>
+      </w:pPr>
+      <w:bookmarkStart w:id="2" w:name="_Toc233383747"/>
       <w:r>
         <w:lastRenderedPageBreak/>
         <w:t>3. Принципы работы ИИ-агентов и промптов</w:t>
       </w:r>
+      <w:bookmarkEnd w:id="2"/>
     </w:p>
     <w:p>
       <w:pPr>
@@ -968,15 +1696,12 @@
         <w:t>о</w:t>
       </w:r>
       <w:r>
-        <w:t>прос</w:t>
-      </w:r>
-      <w:r>
-        <w:t>а формируется батч, включающий:</w:t>
-      </w:r>
-    </w:p>
-    <w:p>
-      <w:pPr>
-        <w:pStyle w:val="af2"/>
+        <w:t>проса формируется батч, включающий:</w:t>
+      </w:r>
+    </w:p>
+    <w:p>
+      <w:pPr>
+        <w:pStyle w:val="af3"/>
         <w:numPr>
           <w:ilvl w:val="0"/>
           <w:numId w:val="5"/>
@@ -988,7 +1713,7 @@
     </w:p>
     <w:p>
       <w:pPr>
-        <w:pStyle w:val="af2"/>
+        <w:pStyle w:val="af3"/>
         <w:numPr>
           <w:ilvl w:val="0"/>
           <w:numId w:val="5"/>
@@ -1007,10 +1732,7 @@
         <w:t xml:space="preserve"> </w:t>
       </w:r>
       <w:r>
-        <w:t>ExactMatch – точное совпадение с</w:t>
-      </w:r>
-      <w:r>
-        <w:t xml:space="preserve"> эталоном (после нормал</w:t>
+        <w:t>ExactMatch – точное совпадение с эталоном (после нормал</w:t>
       </w:r>
       <w:r>
         <w:t>и</w:t>
@@ -1033,10 +1755,7 @@
     </w:p>
     <w:p>
       <w:r>
-        <w:t xml:space="preserve">Алгоритмические совпадения и пустые ответы исключаются из вызова </w:t>
-      </w:r>
-      <w:r>
-        <w:t>нейросети, что экономит токены.</w:t>
+        <w:t>Алгоритмические совпадения и пустые ответы исключаются из вызова нейросети, что экономит токены.</w:t>
       </w:r>
     </w:p>
     <w:p>
@@ -1054,16 +1773,8 @@
       </w:r>
     </w:p>
     <w:p>
-      <w:pPr>
-        <w:rPr>
-          <w:lang w:val="en-US"/>
-        </w:rPr>
-      </w:pPr>
-      <w:r>
-        <w:t>Для ответов с флагом NeedAnalysis формируется промпт, содержащий инструкцию, вопрос, правильный ответ и список ответов по</w:t>
-      </w:r>
-      <w:r>
-        <w:t>льзователей. Пример (фрагмент):</w:t>
+      <w:r>
+        <w:t>Для ответов с флагом NeedAnalysis формируется промпт, содержащий инструкцию, вопрос, правильный ответ и список ответов пользователей. Пример (фрагмент):</w:t>
       </w:r>
     </w:p>
     <w:p>
@@ -1076,31 +1787,43 @@
         <w:rPr>
           <w:i/>
         </w:rPr>
-        <w:t>«</w:t>
+        <w:t xml:space="preserve">«Ты — эксперт по проверке тестовых заданий. Дан вопрос, эталонный ответ и список ответов </w:t>
       </w:r>
       <w:r>
         <w:rPr>
           <w:i/>
         </w:rPr>
-        <w:t>Ты — эксперт по проверке тестовых заданий. Дан вопрос, эталонный ответ и список ответов пользователей. Для каждого пользователя опред</w:t>
+        <w:t>тестируемых</w:t>
       </w:r>
       <w:r>
         <w:rPr>
           <w:i/>
         </w:rPr>
+        <w:t>. Для каждого пользователя опред</w:t>
+      </w:r>
+      <w:r>
+        <w:rPr>
+          <w:i/>
+        </w:rPr>
         <w:t>е</w:t>
       </w:r>
       <w:r>
         <w:rPr>
           <w:i/>
         </w:rPr>
-        <w:t>ли: процент совпадения с эталоном (0-100), вердикт (correct / partial / incorrect), краткое обоснование (1 предложение на русском). Верни ТОЛЬКО JSON без markdown-обёртки.</w:t>
+        <w:t>ли: процент совпадения с эталоном (0-100), вердикт (correct / partial / incorrect), краткое обоснование (1 пре</w:t>
       </w:r>
       <w:r>
         <w:rPr>
           <w:i/>
         </w:rPr>
-        <w:t>»</w:t>
+        <w:t>д</w:t>
+      </w:r>
+      <w:r>
+        <w:rPr>
+          <w:i/>
+        </w:rPr>
+        <w:t>ложение на русском). Верни ТОЛЬКО JSON без markdown-обёртки.»</w:t>
       </w:r>
     </w:p>
     <w:p>
@@ -1129,19 +1852,75 @@
       </w:r>
     </w:p>
     <w:p>
-      <w:r>
-        <w:t>После сбора всей статистики формируется промпт для второго агента с агрегированными данными: сводка, распределение вердиктов по вопросам, частые ошибки. Задача агента — выявить критические вопросы (процент правильных ответов ниже порога) и дать рекомендации по улучшению теста. Ответ возвращается в виде JSON, который дополняет программно сформир</w:t>
+      <w:pPr>
+        <w:rPr>
+          <w:noProof/>
+        </w:rPr>
+      </w:pPr>
+      <w:r>
+        <w:t>После сбора всей статистики формируется промпт</w:t>
+      </w:r>
+      <w:r>
+        <w:t xml:space="preserve"> </w:t>
+      </w:r>
+      <w:r>
+        <w:t>(</w:t>
+      </w:r>
+      <w:r>
+        <w:t>рис 3.3.1</w:t>
+      </w:r>
+      <w:r>
+        <w:t>)</w:t>
+      </w:r>
+      <w:r>
+        <w:t xml:space="preserve">. </w:t>
+      </w:r>
+      <w:r>
+        <w:t xml:space="preserve"> для вт</w:t>
       </w:r>
       <w:r>
         <w:t>о</w:t>
       </w:r>
       <w:r>
-        <w:t>ванный отчёт</w:t>
+        <w:t>рого агента с агрегированными данными: сводка, распределение вердиктов по вопросам, частые ошибки</w:t>
+      </w:r>
+      <w:r>
+        <w:t xml:space="preserve">. </w:t>
+      </w:r>
+      <w:r>
+        <w:t>Задача агента — выявить критич</w:t>
+      </w:r>
+      <w:r>
+        <w:t>е</w:t>
+      </w:r>
+      <w:r>
+        <w:t>ские вопросы (процент правильных ответов ниже порога) и дать рекомендации по улучш</w:t>
+      </w:r>
+      <w:r>
+        <w:t>е</w:t>
+      </w:r>
+      <w:r>
+        <w:t>нию теста.</w:t>
       </w:r>
       <w:r>
         <w:t xml:space="preserve"> </w:t>
       </w:r>
       <w:r>
+        <w:t xml:space="preserve">Ответ возвращается в виде </w:t>
+      </w:r>
+      <w:r>
+        <w:t>рекомендаций</w:t>
+      </w:r>
+      <w:r>
+        <w:t>, который дополняет программно сформ</w:t>
+      </w:r>
+      <w:r>
+        <w:t>и</w:t>
+      </w:r>
+      <w:r>
+        <w:t xml:space="preserve">рованный отчёт </w:t>
+      </w:r>
+      <w:r>
         <w:t>(</w:t>
       </w:r>
       <w:r>
@@ -1151,7 +1930,7 @@
         <w:t>.3.</w:t>
       </w:r>
       <w:r>
-        <w:t>1</w:t>
+        <w:t>2</w:t>
       </w:r>
       <w:r>
         <w:t>)</w:t>
@@ -1160,11 +1939,97 @@
         <w:t>.</w:t>
       </w:r>
     </w:p>
-    <w:p/>
-    <w:p>
-      <w:r>
+    <w:p>
+      <w:pPr>
+        <w:ind w:firstLine="0"/>
+        <w:jc w:val="center"/>
+        <w:rPr>
+          <w:noProof/>
+        </w:rPr>
+      </w:pPr>
+      <w:r>
+        <w:rPr>
+          <w:noProof/>
+        </w:rPr>
         <w:lastRenderedPageBreak/>
-        <w:t>[Скриншот: пример запроса к нейросети и ответа]</w:t>
+        <w:drawing>
+          <wp:inline distT="0" distB="0" distL="0" distR="0">
+            <wp:extent cx="5940425" cy="2654115"/>
+            <wp:effectExtent l="19050" t="0" r="3175" b="0"/>
+            <wp:docPr id="8" name="Рисунок 5"/>
+            <wp:cNvGraphicFramePr>
+              <a:graphicFrameLocks xmlns:a="http://schemas.openxmlformats.org/drawingml/2006/main" noChangeAspect="1"/>
+            </wp:cNvGraphicFramePr>
+            <a:graphic xmlns:a="http://schemas.openxmlformats.org/drawingml/2006/main">
+              <a:graphicData uri="http://schemas.openxmlformats.org/drawingml/2006/picture">
+                <pic:pic xmlns:pic="http://schemas.openxmlformats.org/drawingml/2006/picture">
+                  <pic:nvPicPr>
+                    <pic:cNvPr id="0" name="Picture 5"/>
+                    <pic:cNvPicPr>
+                      <a:picLocks noChangeAspect="1" noChangeArrowheads="1"/>
+                    </pic:cNvPicPr>
+                  </pic:nvPicPr>
+                  <pic:blipFill>
+                    <a:blip r:embed="rId9"/>
+                    <a:srcRect/>
+                    <a:stretch>
+                      <a:fillRect/>
+                    </a:stretch>
+                  </pic:blipFill>
+                  <pic:spPr bwMode="auto">
+                    <a:xfrm>
+                      <a:off x="0" y="0"/>
+                      <a:ext cx="5940425" cy="2654115"/>
+                    </a:xfrm>
+                    <a:prstGeom prst="rect">
+                      <a:avLst/>
+                    </a:prstGeom>
+                    <a:noFill/>
+                    <a:ln w="9525">
+                      <a:noFill/>
+                      <a:miter lim="800000"/>
+                      <a:headEnd/>
+                      <a:tailEnd/>
+                    </a:ln>
+                  </pic:spPr>
+                </pic:pic>
+              </a:graphicData>
+            </a:graphic>
+          </wp:inline>
+        </w:drawing>
+      </w:r>
+    </w:p>
+    <w:p>
+      <w:pPr>
+        <w:jc w:val="center"/>
+        <w:rPr>
+          <w:sz w:val="24"/>
+        </w:rPr>
+      </w:pPr>
+      <w:r>
+        <w:rPr>
+          <w:sz w:val="24"/>
+        </w:rPr>
+        <w:t>Рисунок 3</w:t>
+      </w:r>
+      <w:r>
+        <w:rPr>
+          <w:sz w:val="24"/>
+          <w:lang w:val="en-US"/>
+        </w:rPr>
+        <w:t>.3</w:t>
+      </w:r>
+      <w:r>
+        <w:rPr>
+          <w:sz w:val="24"/>
+        </w:rPr>
+        <w:t xml:space="preserve">.1 – </w:t>
+      </w:r>
+      <w:r>
+        <w:rPr>
+          <w:sz w:val="24"/>
+        </w:rPr>
+        <w:t>Построение промпта для отчёта</w:t>
       </w:r>
     </w:p>
     <w:p>
@@ -1173,10 +2038,103 @@
           <w:tab w:val="clear" w:pos="9330"/>
         </w:tabs>
         <w:suppressAutoHyphens/>
-        <w:spacing w:line="240" w:lineRule="auto"/>
         <w:ind w:firstLine="0"/>
-        <w:jc w:val="left"/>
-      </w:pPr>
+        <w:jc w:val="center"/>
+      </w:pPr>
+      <w:r>
+        <w:rPr>
+          <w:noProof/>
+        </w:rPr>
+        <w:drawing>
+          <wp:inline distT="0" distB="0" distL="0" distR="0">
+            <wp:extent cx="5940425" cy="1940308"/>
+            <wp:effectExtent l="19050" t="0" r="3175" b="0"/>
+            <wp:docPr id="6" name="Рисунок 2"/>
+            <wp:cNvGraphicFramePr>
+              <a:graphicFrameLocks xmlns:a="http://schemas.openxmlformats.org/drawingml/2006/main" noChangeAspect="1"/>
+            </wp:cNvGraphicFramePr>
+            <a:graphic xmlns:a="http://schemas.openxmlformats.org/drawingml/2006/main">
+              <a:graphicData uri="http://schemas.openxmlformats.org/drawingml/2006/picture">
+                <pic:pic xmlns:pic="http://schemas.openxmlformats.org/drawingml/2006/picture">
+                  <pic:nvPicPr>
+                    <pic:cNvPr id="0" name="Picture 2"/>
+                    <pic:cNvPicPr>
+                      <a:picLocks noChangeAspect="1" noChangeArrowheads="1"/>
+                    </pic:cNvPicPr>
+                  </pic:nvPicPr>
+                  <pic:blipFill>
+                    <a:blip r:embed="rId10"/>
+                    <a:srcRect/>
+                    <a:stretch>
+                      <a:fillRect/>
+                    </a:stretch>
+                  </pic:blipFill>
+                  <pic:spPr bwMode="auto">
+                    <a:xfrm>
+                      <a:off x="0" y="0"/>
+                      <a:ext cx="5940425" cy="1940308"/>
+                    </a:xfrm>
+                    <a:prstGeom prst="rect">
+                      <a:avLst/>
+                    </a:prstGeom>
+                    <a:noFill/>
+                    <a:ln w="9525">
+                      <a:noFill/>
+                      <a:miter lim="800000"/>
+                      <a:headEnd/>
+                      <a:tailEnd/>
+                    </a:ln>
+                  </pic:spPr>
+                </pic:pic>
+              </a:graphicData>
+            </a:graphic>
+          </wp:inline>
+        </w:drawing>
+      </w:r>
+    </w:p>
+    <w:p>
+      <w:pPr>
+        <w:jc w:val="center"/>
+        <w:rPr>
+          <w:sz w:val="24"/>
+        </w:rPr>
+      </w:pPr>
+      <w:r>
+        <w:rPr>
+          <w:sz w:val="24"/>
+        </w:rPr>
+        <w:t>Рисунок 3</w:t>
+      </w:r>
+      <w:r>
+        <w:rPr>
+          <w:sz w:val="24"/>
+        </w:rPr>
+        <w:t>.3</w:t>
+      </w:r>
+      <w:r>
+        <w:rPr>
+          <w:sz w:val="24"/>
+        </w:rPr>
+        <w:t>.</w:t>
+      </w:r>
+      <w:r>
+        <w:rPr>
+          <w:sz w:val="24"/>
+        </w:rPr>
+        <w:t>2</w:t>
+      </w:r>
+      <w:r>
+        <w:rPr>
+          <w:sz w:val="24"/>
+        </w:rPr>
+        <w:t xml:space="preserve"> – </w:t>
+      </w:r>
+      <w:r>
+        <w:rPr>
+          <w:sz w:val="24"/>
+        </w:rPr>
+        <w:t>Сформированные рекомендации от ИИ-агента</w:t>
+      </w:r>
       <w:r>
         <w:br w:type="page"/>
       </w:r>
@@ -1184,18 +2142,17 @@
     <w:p>
       <w:pPr>
         <w:pStyle w:val="a4"/>
-        <w:rPr>
-          <w:lang w:val="en-US"/>
-        </w:rPr>
-      </w:pPr>
+      </w:pPr>
+      <w:bookmarkStart w:id="3" w:name="_Toc233383748"/>
       <w:r>
         <w:lastRenderedPageBreak/>
         <w:t>4. Сравнительный анализ российских и зарубежных нейросетей</w:t>
       </w:r>
+      <w:bookmarkEnd w:id="3"/>
     </w:p>
     <w:tbl>
       <w:tblPr>
-        <w:tblStyle w:val="af3"/>
+        <w:tblStyle w:val="af4"/>
         <w:tblW w:w="10139" w:type="dxa"/>
         <w:tblLook w:val="04A0"/>
       </w:tblPr>
@@ -1467,21 +2424,7 @@
                 <w:color w:val="auto"/>
                 <w:szCs w:val="23"/>
               </w:rPr>
-              <w:t>Иногда оборачивает в поясн</w:t>
-            </w:r>
-            <w:r>
-              <w:rPr>
-                <w:color w:val="auto"/>
-                <w:szCs w:val="23"/>
-              </w:rPr>
-              <w:t>е</w:t>
-            </w:r>
-            <w:r>
-              <w:rPr>
-                <w:color w:val="auto"/>
-                <w:szCs w:val="23"/>
-              </w:rPr>
-              <w:t>ния</w:t>
+              <w:t>Иногда оборачивает в пояснения</w:t>
             </w:r>
           </w:p>
         </w:tc>
@@ -1538,21 +2481,7 @@
                 <w:color w:val="auto"/>
                 <w:szCs w:val="23"/>
               </w:rPr>
-              <w:t>Задержка (на 20 отв</w:t>
-            </w:r>
-            <w:r>
-              <w:rPr>
-                <w:color w:val="auto"/>
-                <w:szCs w:val="23"/>
-              </w:rPr>
-              <w:t>е</w:t>
-            </w:r>
-            <w:r>
-              <w:rPr>
-                <w:color w:val="auto"/>
-                <w:szCs w:val="23"/>
-              </w:rPr>
-              <w:t>тов)</w:t>
+              <w:t>Задержка (на 20 ответов)</w:t>
             </w:r>
           </w:p>
         </w:tc>
@@ -1661,21 +2590,7 @@
                 <w:color w:val="auto"/>
                 <w:szCs w:val="23"/>
               </w:rPr>
-              <w:t>~0,16 ₽ за 1K т</w:t>
-            </w:r>
-            <w:r>
-              <w:rPr>
-                <w:color w:val="auto"/>
-                <w:szCs w:val="23"/>
-              </w:rPr>
-              <w:t>о</w:t>
-            </w:r>
-            <w:r>
-              <w:rPr>
-                <w:color w:val="auto"/>
-                <w:szCs w:val="23"/>
-              </w:rPr>
-              <w:t>кенов (вход)</w:t>
+              <w:t>~0,16 ₽ за 1K токенов (вход)</w:t>
             </w:r>
           </w:p>
         </w:tc>
@@ -1708,7 +2623,7 @@
       </w:tr>
       <w:tr>
         <w:trPr>
-          <w:trHeight w:val="1458"/>
+          <w:trHeight w:val="1030"/>
         </w:trPr>
         <w:tc>
           <w:tcPr>
@@ -1784,21 +2699,7 @@
                 <w:color w:val="auto"/>
                 <w:szCs w:val="23"/>
               </w:rPr>
-              <w:t>Единый API-ключ, OpenAI-совместимый фо</w:t>
-            </w:r>
-            <w:r>
-              <w:rPr>
-                <w:color w:val="auto"/>
-                <w:szCs w:val="23"/>
-              </w:rPr>
-              <w:t>р</w:t>
-            </w:r>
-            <w:r>
-              <w:rPr>
-                <w:color w:val="auto"/>
-                <w:szCs w:val="23"/>
-              </w:rPr>
-              <w:t>мат</w:t>
+              <w:t>Единый API-ключ, OpenAI-совместимый формат</w:t>
             </w:r>
           </w:p>
         </w:tc>
@@ -1890,9 +2791,6 @@
     <w:p>
       <w:pPr>
         <w:pStyle w:val="a5"/>
-        <w:rPr>
-          <w:lang w:val="en-US"/>
-        </w:rPr>
       </w:pPr>
     </w:p>
     <w:p>
@@ -1942,10 +2840,12 @@
       <w:pPr>
         <w:pStyle w:val="a4"/>
       </w:pPr>
+      <w:bookmarkStart w:id="4" w:name="_Toc233383749"/>
       <w:r>
         <w:lastRenderedPageBreak/>
         <w:t>5. Руководство пользователя</w:t>
       </w:r>
+      <w:bookmarkEnd w:id="4"/>
     </w:p>
     <w:p>
       <w:pPr>
@@ -1963,24 +2863,15 @@
     </w:p>
     <w:p>
       <w:r>
-        <w:t>Откройте веб-интерфейс (адрес предоставляется администратором). Отображается страница ан</w:t>
-      </w:r>
-      <w:r>
-        <w:t>ализа с формой загрузки файлов.</w:t>
-      </w:r>
-    </w:p>
-    <w:p>
-      <w:pPr>
-        <w:rPr>
-          <w:lang w:val="en-US"/>
-        </w:rPr>
-      </w:pPr>
-      <w:r>
-        <w:t>[Скриншот: главная страница]</w:t>
-      </w:r>
-    </w:p>
-    <w:p>
-      <w:pPr>
+        <w:t>Откройте веб-интерфейс (адрес предоставляется администратором). Отображается страница анализа с формой загрузки файлов</w:t>
+      </w:r>
+      <w:r>
+        <w:t xml:space="preserve"> (рис 5.1.1).</w:t>
+      </w:r>
+    </w:p>
+    <w:p>
+      <w:pPr>
+        <w:ind w:firstLine="0"/>
         <w:jc w:val="center"/>
         <w:rPr>
           <w:b/>
@@ -1988,6 +2879,96 @@
       </w:pPr>
       <w:r>
         <w:rPr>
+          <w:noProof/>
+        </w:rPr>
+        <w:drawing>
+          <wp:inline distT="0" distB="0" distL="0" distR="0">
+            <wp:extent cx="5940425" cy="4199179"/>
+            <wp:effectExtent l="19050" t="0" r="3175" b="0"/>
+            <wp:docPr id="11" name="Рисунок 11"/>
+            <wp:cNvGraphicFramePr>
+              <a:graphicFrameLocks xmlns:a="http://schemas.openxmlformats.org/drawingml/2006/main" noChangeAspect="1"/>
+            </wp:cNvGraphicFramePr>
+            <a:graphic xmlns:a="http://schemas.openxmlformats.org/drawingml/2006/main">
+              <a:graphicData uri="http://schemas.openxmlformats.org/drawingml/2006/picture">
+                <pic:pic xmlns:pic="http://schemas.openxmlformats.org/drawingml/2006/picture">
+                  <pic:nvPicPr>
+                    <pic:cNvPr id="0" name="Picture 11"/>
+                    <pic:cNvPicPr>
+                      <a:picLocks noChangeAspect="1" noChangeArrowheads="1"/>
+                    </pic:cNvPicPr>
+                  </pic:nvPicPr>
+                  <pic:blipFill>
+                    <a:blip r:embed="rId11"/>
+                    <a:srcRect/>
+                    <a:stretch>
+                      <a:fillRect/>
+                    </a:stretch>
+                  </pic:blipFill>
+                  <pic:spPr bwMode="auto">
+                    <a:xfrm>
+                      <a:off x="0" y="0"/>
+                      <a:ext cx="5940425" cy="4199179"/>
+                    </a:xfrm>
+                    <a:prstGeom prst="rect">
+                      <a:avLst/>
+                    </a:prstGeom>
+                    <a:noFill/>
+                    <a:ln w="9525">
+                      <a:noFill/>
+                      <a:miter lim="800000"/>
+                      <a:headEnd/>
+                      <a:tailEnd/>
+                    </a:ln>
+                  </pic:spPr>
+                </pic:pic>
+              </a:graphicData>
+            </a:graphic>
+          </wp:inline>
+        </w:drawing>
+      </w:r>
+    </w:p>
+    <w:p>
+      <w:pPr>
+        <w:jc w:val="center"/>
+        <w:rPr>
+          <w:sz w:val="24"/>
+        </w:rPr>
+      </w:pPr>
+      <w:r>
+        <w:rPr>
+          <w:sz w:val="24"/>
+        </w:rPr>
+        <w:t>Рисунок 5.1.1</w:t>
+      </w:r>
+      <w:r>
+        <w:rPr>
+          <w:sz w:val="24"/>
+        </w:rPr>
+        <w:t xml:space="preserve"> – </w:t>
+      </w:r>
+      <w:r>
+        <w:rPr>
+          <w:sz w:val="24"/>
+        </w:rPr>
+        <w:t>С</w:t>
+      </w:r>
+      <w:r>
+        <w:rPr>
+          <w:sz w:val="24"/>
+        </w:rPr>
+        <w:t>траница анализа с формой загрузки файлов</w:t>
+      </w:r>
+    </w:p>
+    <w:p>
+      <w:pPr>
+        <w:jc w:val="center"/>
+        <w:rPr>
+          <w:sz w:val="24"/>
+        </w:rPr>
+      </w:pPr>
+      <w:r>
+        <w:rPr>
           <w:b/>
         </w:rPr>
         <w:t>5.2. Загрузка исходных данных</w:t>
@@ -2005,10 +2986,7 @@
     </w:p>
     <w:p>
       <w:r>
-        <w:t>Парсер автоматически распознаёт русские и а</w:t>
-      </w:r>
-      <w:r>
-        <w:t>нглийские наименования колонок.</w:t>
+        <w:t>Парсер автоматически распознаёт русские и английские наименования колонок.</w:t>
       </w:r>
     </w:p>
     <w:p>
@@ -2018,197 +2996,322 @@
     </w:p>
     <w:p>
       <w:r>
-        <w:t>Если правильные ответы не включены в основной файл, загрузите их отдельно в том же формате</w:t>
+        <w:t>Если правильные ответы не включены в основной файл, загрузите их отдельно в том же формате.</w:t>
+      </w:r>
+    </w:p>
+    <w:p>
+      <w:pPr>
+        <w:jc w:val="center"/>
+        <w:rPr>
+          <w:b/>
+        </w:rPr>
+      </w:pPr>
+      <w:r>
+        <w:rPr>
+          <w:b/>
+        </w:rPr>
+        <w:lastRenderedPageBreak/>
+        <w:t>5.3. Выбор варианта ИИ-агента</w:t>
+      </w:r>
+    </w:p>
+    <w:p>
+      <w:r>
+        <w:t>Выберите одну из опций: «Российские нейросети» или «Зарубежные нейросети». От этого зависит, какая группа агентов будет использоваться.</w:t>
+      </w:r>
+    </w:p>
+    <w:p>
+      <w:pPr>
+        <w:jc w:val="center"/>
+        <w:rPr>
+          <w:b/>
+        </w:rPr>
+      </w:pPr>
+      <w:r>
+        <w:rPr>
+          <w:b/>
+        </w:rPr>
+        <w:t>5.4. Запуск и ожидание</w:t>
+      </w:r>
+    </w:p>
+    <w:p>
+      <w:r>
+        <w:t>Нажмите «Запустить анализ». Появится индикатор выполнения. До</w:t>
+      </w:r>
+      <w:r>
+        <w:t>ж</w:t>
+      </w:r>
+      <w:r>
+        <w:t xml:space="preserve">дитесь окончания (от нескольких секунд до минуты </w:t>
+      </w:r>
+      <w:r>
+        <w:t>в зависимости от объёма данных) (рис 5.4.1).</w:t>
+      </w:r>
+    </w:p>
+    <w:p>
+      <w:pPr>
+        <w:jc w:val="center"/>
+      </w:pPr>
+      <w:r>
+        <w:rPr>
+          <w:noProof/>
+        </w:rPr>
+        <w:drawing>
+          <wp:inline distT="0" distB="0" distL="0" distR="0">
+            <wp:extent cx="4648338" cy="4429276"/>
+            <wp:effectExtent l="19050" t="0" r="0" b="0"/>
+            <wp:docPr id="17" name="Рисунок 17"/>
+            <wp:cNvGraphicFramePr>
+              <a:graphicFrameLocks xmlns:a="http://schemas.openxmlformats.org/drawingml/2006/main" noChangeAspect="1"/>
+            </wp:cNvGraphicFramePr>
+            <a:graphic xmlns:a="http://schemas.openxmlformats.org/drawingml/2006/main">
+              <a:graphicData uri="http://schemas.openxmlformats.org/drawingml/2006/picture">
+                <pic:pic xmlns:pic="http://schemas.openxmlformats.org/drawingml/2006/picture">
+                  <pic:nvPicPr>
+                    <pic:cNvPr id="0" name="Picture 17"/>
+                    <pic:cNvPicPr>
+                      <a:picLocks noChangeAspect="1" noChangeArrowheads="1"/>
+                    </pic:cNvPicPr>
+                  </pic:nvPicPr>
+                  <pic:blipFill>
+                    <a:blip r:embed="rId12"/>
+                    <a:srcRect/>
+                    <a:stretch>
+                      <a:fillRect/>
+                    </a:stretch>
+                  </pic:blipFill>
+                  <pic:spPr bwMode="auto">
+                    <a:xfrm>
+                      <a:off x="0" y="0"/>
+                      <a:ext cx="4647689" cy="4428658"/>
+                    </a:xfrm>
+                    <a:prstGeom prst="rect">
+                      <a:avLst/>
+                    </a:prstGeom>
+                    <a:noFill/>
+                    <a:ln w="9525">
+                      <a:noFill/>
+                      <a:miter lim="800000"/>
+                      <a:headEnd/>
+                      <a:tailEnd/>
+                    </a:ln>
+                  </pic:spPr>
+                </pic:pic>
+              </a:graphicData>
+            </a:graphic>
+          </wp:inline>
+        </w:drawing>
+      </w:r>
+    </w:p>
+    <w:p>
+      <w:pPr>
+        <w:jc w:val="center"/>
+        <w:rPr>
+          <w:sz w:val="24"/>
+        </w:rPr>
+      </w:pPr>
+      <w:r>
+        <w:rPr>
+          <w:sz w:val="24"/>
+        </w:rPr>
+        <w:t>Рисунок 5.4.1</w:t>
+      </w:r>
+      <w:r>
+        <w:rPr>
+          <w:sz w:val="24"/>
+        </w:rPr>
+        <w:t xml:space="preserve"> – </w:t>
+      </w:r>
+      <w:r>
+        <w:rPr>
+          <w:sz w:val="24"/>
+        </w:rPr>
+        <w:t>Индикатор загрузки</w:t>
+      </w:r>
+    </w:p>
+    <w:p>
+      <w:pPr>
+        <w:jc w:val="center"/>
+        <w:rPr>
+          <w:b/>
+        </w:rPr>
+      </w:pPr>
+      <w:r>
+        <w:rPr>
+          <w:b/>
+        </w:rPr>
+        <w:t>5.5. Просмотр результатов</w:t>
+      </w:r>
+    </w:p>
+    <w:p>
+      <w:r>
+        <w:t>После завершения отображается сводная статистика: количество в</w:t>
+      </w:r>
+      <w:r>
+        <w:t>о</w:t>
+      </w:r>
+      <w:r>
+        <w:t>просов, число тестируемых, средний процент правильных ответов, количес</w:t>
+      </w:r>
+      <w:r>
+        <w:t>т</w:t>
+      </w:r>
+      <w:r>
+        <w:t>во критических вопросов.</w:t>
+      </w:r>
+    </w:p>
+    <w:p>
+      <w:r>
+        <w:t>Ниже расположены кнопки для скачивания JSON и Excel-отчёта.</w:t>
+      </w:r>
+    </w:p>
+    <w:p>
+      <w:r>
+        <w:t>Красным блоком выделены критические вопросы (п</w:t>
+      </w:r>
+      <w:r>
+        <w:t>роцент правильных ответов ниже 6</w:t>
+      </w:r>
+      <w:r>
+        <w:t>0%) и автоматические рекомендации</w:t>
+      </w:r>
+      <w:r>
+        <w:t xml:space="preserve"> (рис 5.5.1).</w:t>
+      </w:r>
+    </w:p>
+    <w:p>
+      <w:pPr>
+        <w:jc w:val="center"/>
+        <w:rPr>
+          <w:b/>
+        </w:rPr>
+      </w:pPr>
+      <w:r>
+        <w:rPr>
+          <w:noProof/>
+        </w:rPr>
+        <w:lastRenderedPageBreak/>
+        <w:drawing>
+          <wp:inline distT="0" distB="0" distL="0" distR="0">
+            <wp:extent cx="4209974" cy="5891916"/>
+            <wp:effectExtent l="19050" t="0" r="76" b="0"/>
+            <wp:docPr id="14" name="Рисунок 14"/>
+            <wp:cNvGraphicFramePr>
+              <a:graphicFrameLocks xmlns:a="http://schemas.openxmlformats.org/drawingml/2006/main" noChangeAspect="1"/>
+            </wp:cNvGraphicFramePr>
+            <a:graphic xmlns:a="http://schemas.openxmlformats.org/drawingml/2006/main">
+              <a:graphicData uri="http://schemas.openxmlformats.org/drawingml/2006/picture">
+                <pic:pic xmlns:pic="http://schemas.openxmlformats.org/drawingml/2006/picture">
+                  <pic:nvPicPr>
+                    <pic:cNvPr id="0" name="Picture 14"/>
+                    <pic:cNvPicPr>
+                      <a:picLocks noChangeAspect="1" noChangeArrowheads="1"/>
+                    </pic:cNvPicPr>
+                  </pic:nvPicPr>
+                  <pic:blipFill>
+                    <a:blip r:embed="rId13"/>
+                    <a:srcRect/>
+                    <a:stretch>
+                      <a:fillRect/>
+                    </a:stretch>
+                  </pic:blipFill>
+                  <pic:spPr bwMode="auto">
+                    <a:xfrm>
+                      <a:off x="0" y="0"/>
+                      <a:ext cx="4210829" cy="5893112"/>
+                    </a:xfrm>
+                    <a:prstGeom prst="rect">
+                      <a:avLst/>
+                    </a:prstGeom>
+                    <a:noFill/>
+                    <a:ln w="9525">
+                      <a:noFill/>
+                      <a:miter lim="800000"/>
+                      <a:headEnd/>
+                      <a:tailEnd/>
+                    </a:ln>
+                  </pic:spPr>
+                </pic:pic>
+              </a:graphicData>
+            </a:graphic>
+          </wp:inline>
+        </w:drawing>
+      </w:r>
+      <w:r>
+        <w:rPr>
+          <w:b/>
+        </w:rPr>
+        <w:t xml:space="preserve"> </w:t>
+      </w:r>
+    </w:p>
+    <w:p>
+      <w:pPr>
+        <w:jc w:val="center"/>
+        <w:rPr>
+          <w:sz w:val="24"/>
+        </w:rPr>
+      </w:pPr>
+      <w:r>
+        <w:rPr>
+          <w:sz w:val="24"/>
+        </w:rPr>
+        <w:t>Рисунок 5.5.1</w:t>
+      </w:r>
+      <w:r>
+        <w:rPr>
+          <w:sz w:val="24"/>
+        </w:rPr>
+        <w:t xml:space="preserve"> – </w:t>
+      </w:r>
+      <w:r>
+        <w:rPr>
+          <w:sz w:val="24"/>
+        </w:rPr>
+        <w:t>Результат анализа</w:t>
+      </w:r>
+    </w:p>
+    <w:p>
+      <w:pPr>
+        <w:jc w:val="center"/>
+      </w:pPr>
+      <w:r>
+        <w:rPr>
+          <w:b/>
+        </w:rPr>
+        <w:t>5.6. Экспорт отчётов</w:t>
+      </w:r>
+    </w:p>
+    <w:p>
+      <w:r>
+        <w:t>JSON – полная структура ReportData, может быть использована для и</w:t>
+      </w:r>
+      <w:r>
+        <w:t>н</w:t>
+      </w:r>
+      <w:r>
+        <w:t>теграции с другими системами.</w:t>
+      </w:r>
+    </w:p>
+    <w:p>
+      <w:r>
+        <w:t>Excel – отчёт с условным форматированием: строки критических в</w:t>
+      </w:r>
+      <w:r>
+        <w:t>о</w:t>
+      </w:r>
+      <w:r>
+        <w:t>просов выделены красным фоном, ячейки с пустыми ответами – жёлтым. Р</w:t>
+      </w:r>
+      <w:r>
+        <w:t>е</w:t>
+      </w:r>
+      <w:r>
+        <w:t>комендации вынесены в отдельный блок</w:t>
+      </w:r>
+      <w:r>
+        <w:t xml:space="preserve"> (рис 5.6.1)</w:t>
       </w:r>
       <w:r>
         <w:t>.</w:t>
-      </w:r>
-    </w:p>
-    <w:p>
-      <w:pPr>
-        <w:rPr>
-          <w:lang w:val="en-US"/>
-        </w:rPr>
-      </w:pPr>
-      <w:r>
-        <w:t>[</w:t>
-      </w:r>
-      <w:r>
-        <w:t>Скриншот: диалог выбора файлов]</w:t>
-      </w:r>
-    </w:p>
-    <w:p>
-      <w:pPr>
-        <w:jc w:val="center"/>
-        <w:rPr>
-          <w:b/>
-        </w:rPr>
-      </w:pPr>
-      <w:r>
-        <w:rPr>
-          <w:b/>
-        </w:rPr>
-        <w:t>5.3. Выбор варианта ИИ-агента</w:t>
-      </w:r>
-    </w:p>
-    <w:p>
-      <w:pPr>
-        <w:rPr>
-          <w:lang w:val="en-US"/>
-        </w:rPr>
-      </w:pPr>
-      <w:r>
-        <w:t>Выберите одну из опций: «Российские нейросети» или «Зарубежные нейросети». От этого зависит, какая группа агентов будет использоваться.</w:t>
-      </w:r>
-    </w:p>
-    <w:p>
-      <w:pPr>
-        <w:jc w:val="center"/>
-        <w:rPr>
-          <w:b/>
-        </w:rPr>
-      </w:pPr>
-      <w:r>
-        <w:rPr>
-          <w:b/>
-        </w:rPr>
-        <w:t>5.4. Запуск и ожидание</w:t>
-      </w:r>
-    </w:p>
-    <w:p>
-      <w:r>
-        <w:t>Нажмите «Запустить анализ». Появится индикатор выполнения. До</w:t>
-      </w:r>
-      <w:r>
-        <w:t>ж</w:t>
-      </w:r>
-      <w:r>
-        <w:t>дитесь окончания (от нескольких секунд до минуты в</w:t>
-      </w:r>
-      <w:r>
-        <w:t xml:space="preserve"> зависимости от объёма данных).</w:t>
-      </w:r>
-    </w:p>
-    <w:p>
-      <w:pPr>
-        <w:rPr>
-          <w:lang w:val="en-US"/>
-        </w:rPr>
-      </w:pPr>
-      <w:r>
-        <w:t>[Скриншот: индикатор загрузки]</w:t>
-      </w:r>
-    </w:p>
-    <w:p>
-      <w:pPr>
-        <w:jc w:val="center"/>
-        <w:rPr>
-          <w:b/>
-        </w:rPr>
-      </w:pPr>
-      <w:r>
-        <w:rPr>
-          <w:b/>
-        </w:rPr>
-        <w:t>5.5. Просмотр результатов</w:t>
-      </w:r>
-    </w:p>
-    <w:p>
-      <w:r>
-        <w:t>После завершения отображается сводная статистика: количество в</w:t>
-      </w:r>
-      <w:r>
-        <w:t>о</w:t>
-      </w:r>
-      <w:r>
-        <w:t>просов, число тестируемых, средний процент правильных ответов, количес</w:t>
-      </w:r>
-      <w:r>
-        <w:t>т</w:t>
-      </w:r>
-      <w:r>
-        <w:t>во критических вопросов.</w:t>
-      </w:r>
-    </w:p>
-    <w:p>
-      <w:r>
-        <w:t>Ниже расположены кнопки для скачивания JSON и Excel-отчёта.</w:t>
-      </w:r>
-    </w:p>
-    <w:p>
-      <w:r>
-        <w:lastRenderedPageBreak/>
-        <w:t>Красным блоком выделены критические вопросы (процент правильных ответов ниже 50%)</w:t>
-      </w:r>
-      <w:r>
-        <w:t xml:space="preserve"> и автоматические рекомендации.</w:t>
-      </w:r>
-    </w:p>
-    <w:p>
-      <w:pPr>
-        <w:rPr>
-          <w:lang w:val="en-US"/>
-        </w:rPr>
-      </w:pPr>
-      <w:r>
-        <w:t>[Скриншот: карточка с результатами]</w:t>
-      </w:r>
-    </w:p>
-    <w:p>
-      <w:pPr>
-        <w:jc w:val="center"/>
-        <w:rPr>
-          <w:b/>
-        </w:rPr>
-      </w:pPr>
-      <w:r>
-        <w:rPr>
-          <w:b/>
-        </w:rPr>
-        <w:t>5.6. Экспорт отчётов</w:t>
-      </w:r>
-    </w:p>
-    <w:p>
-      <w:r>
-        <w:t>JSON – полная структура ReportData, может быть использована для и</w:t>
-      </w:r>
-      <w:r>
-        <w:t>н</w:t>
-      </w:r>
-      <w:r>
-        <w:t>теграции с другими системами.</w:t>
-      </w:r>
-    </w:p>
-    <w:p>
-      <w:pPr>
-        <w:rPr>
-          <w:lang w:val="en-US"/>
-        </w:rPr>
-      </w:pPr>
-      <w:r>
-        <w:t>Excel – отчёт с условным форматированием: строки критических в</w:t>
-      </w:r>
-      <w:r>
-        <w:t>о</w:t>
-      </w:r>
-      <w:r>
-        <w:t>просов выделены красным фоном, ячейки с пустыми ответами – жёлтым. Р</w:t>
-      </w:r>
-      <w:r>
-        <w:t>е</w:t>
-      </w:r>
-      <w:r>
-        <w:t>комендации вынесены в отдельный блок.</w:t>
-      </w:r>
-    </w:p>
-    <w:p>
-      <w:pPr>
-        <w:rPr>
-          <w:lang w:val="en-US"/>
-        </w:rPr>
-      </w:pPr>
-      <w:r>
-        <w:t>[Скриншот: пример Excel-отчёта]</w:t>
       </w:r>
     </w:p>
     <w:p>
@@ -2220,14 +3323,104 @@
         <w:spacing w:line="240" w:lineRule="auto"/>
         <w:ind w:firstLine="0"/>
         <w:jc w:val="left"/>
-        <w:rPr>
-          <w:lang w:val="en-US"/>
-        </w:rPr>
-      </w:pPr>
-      <w:r>
-        <w:rPr>
-          <w:lang w:val="en-US"/>
-        </w:rPr>
+      </w:pPr>
+      <w:r>
+        <w:rPr>
+          <w:noProof/>
+        </w:rPr>
+        <w:lastRenderedPageBreak/>
+        <w:drawing>
+          <wp:inline distT="0" distB="0" distL="0" distR="0">
+            <wp:extent cx="5940425" cy="2422924"/>
+            <wp:effectExtent l="19050" t="0" r="3175" b="0"/>
+            <wp:docPr id="10" name="Рисунок 8"/>
+            <wp:cNvGraphicFramePr>
+              <a:graphicFrameLocks xmlns:a="http://schemas.openxmlformats.org/drawingml/2006/main" noChangeAspect="1"/>
+            </wp:cNvGraphicFramePr>
+            <a:graphic xmlns:a="http://schemas.openxmlformats.org/drawingml/2006/main">
+              <a:graphicData uri="http://schemas.openxmlformats.org/drawingml/2006/picture">
+                <pic:pic xmlns:pic="http://schemas.openxmlformats.org/drawingml/2006/picture">
+                  <pic:nvPicPr>
+                    <pic:cNvPr id="0" name="Picture 8"/>
+                    <pic:cNvPicPr>
+                      <a:picLocks noChangeAspect="1" noChangeArrowheads="1"/>
+                    </pic:cNvPicPr>
+                  </pic:nvPicPr>
+                  <pic:blipFill>
+                    <a:blip r:embed="rId14"/>
+                    <a:srcRect/>
+                    <a:stretch>
+                      <a:fillRect/>
+                    </a:stretch>
+                  </pic:blipFill>
+                  <pic:spPr bwMode="auto">
+                    <a:xfrm>
+                      <a:off x="0" y="0"/>
+                      <a:ext cx="5940425" cy="2422924"/>
+                    </a:xfrm>
+                    <a:prstGeom prst="rect">
+                      <a:avLst/>
+                    </a:prstGeom>
+                    <a:noFill/>
+                    <a:ln w="9525">
+                      <a:noFill/>
+                      <a:miter lim="800000"/>
+                      <a:headEnd/>
+                      <a:tailEnd/>
+                    </a:ln>
+                  </pic:spPr>
+                </pic:pic>
+              </a:graphicData>
+            </a:graphic>
+          </wp:inline>
+        </w:drawing>
+      </w:r>
+    </w:p>
+    <w:p>
+      <w:pPr>
+        <w:jc w:val="center"/>
+        <w:rPr>
+          <w:sz w:val="24"/>
+        </w:rPr>
+      </w:pPr>
+      <w:r>
+        <w:rPr>
+          <w:sz w:val="24"/>
+        </w:rPr>
+        <w:t>Рисунок 5.6.1</w:t>
+      </w:r>
+      <w:r>
+        <w:rPr>
+          <w:sz w:val="24"/>
+        </w:rPr>
+        <w:t xml:space="preserve"> – </w:t>
+      </w:r>
+      <w:r>
+        <w:rPr>
+          <w:sz w:val="24"/>
+        </w:rPr>
+        <w:t xml:space="preserve">Пример </w:t>
+      </w:r>
+      <w:r>
+        <w:rPr>
+          <w:sz w:val="24"/>
+          <w:lang w:val="en-US"/>
+        </w:rPr>
+        <w:t>Excel</w:t>
+      </w:r>
+      <w:r>
+        <w:rPr>
+          <w:sz w:val="24"/>
+        </w:rPr>
+        <w:t xml:space="preserve"> </w:t>
+      </w:r>
+      <w:r>
+        <w:rPr>
+          <w:sz w:val="24"/>
+        </w:rPr>
+        <w:t>отчёта на анализе одного прохождения тестирования</w:t>
+      </w:r>
+      <w:r>
         <w:br w:type="page"/>
       </w:r>
     </w:p>
@@ -2235,10 +3428,12 @@
       <w:pPr>
         <w:pStyle w:val="a4"/>
       </w:pPr>
+      <w:bookmarkStart w:id="5" w:name="_Toc233383750"/>
       <w:r>
         <w:lastRenderedPageBreak/>
         <w:t>6. Руководство разработчика</w:t>
       </w:r>
+      <w:bookmarkEnd w:id="5"/>
     </w:p>
     <w:p>
       <w:pPr>
@@ -2255,42 +3450,55 @@
       </w:r>
     </w:p>
     <w:p>
-      <w:pPr>
-        <w:rPr>
-          <w:lang w:val="en-US"/>
-        </w:rPr>
-      </w:pPr>
       <w:r>
         <w:t>Решение состоит из проектов:</w:t>
       </w:r>
     </w:p>
     <w:p>
       <w:pPr>
-        <w:pStyle w:val="af2"/>
+        <w:pStyle w:val="af3"/>
         <w:numPr>
           <w:ilvl w:val="0"/>
           <w:numId w:val="7"/>
         </w:numPr>
       </w:pPr>
       <w:r>
-        <w:t>Core – общие сущности и модели.</w:t>
-      </w:r>
-    </w:p>
-    <w:p>
-      <w:pPr>
-        <w:pStyle w:val="af2"/>
+        <w:rPr>
+          <w:lang w:val="en-US"/>
+        </w:rPr>
+        <w:t>Entities</w:t>
+      </w:r>
+      <w:r>
+        <w:t xml:space="preserve"> – общие сущности и модели.</w:t>
+      </w:r>
+    </w:p>
+    <w:p>
+      <w:pPr>
+        <w:pStyle w:val="af3"/>
         <w:numPr>
           <w:ilvl w:val="0"/>
           <w:numId w:val="7"/>
         </w:numPr>
       </w:pPr>
       <w:r>
-        <w:t>Core.Abstractions – интерфейсы оркестратора и фабрик.</w:t>
-      </w:r>
-    </w:p>
-    <w:p>
-      <w:pPr>
-        <w:pStyle w:val="af2"/>
+        <w:rPr>
+          <w:lang w:val="en-US"/>
+        </w:rPr>
+        <w:t>Services</w:t>
+      </w:r>
+      <w:r>
+        <w:t>.Abstract</w:t>
+      </w:r>
+      <w:r>
+        <w:t>ions – интерфейсы оркестратора</w:t>
+      </w:r>
+      <w:r>
+        <w:t>.</w:t>
+      </w:r>
+    </w:p>
+    <w:p>
+      <w:pPr>
+        <w:pStyle w:val="af3"/>
         <w:numPr>
           <w:ilvl w:val="0"/>
           <w:numId w:val="7"/>
@@ -2303,13 +3511,7 @@
         <w:rPr>
           <w:lang w:val="en-US"/>
         </w:rPr>
-        <w:t>Services</w:t>
-      </w:r>
-      <w:r>
-        <w:rPr>
-          <w:lang w:val="en-US"/>
-        </w:rPr>
-        <w:t xml:space="preserve">, Validation, Analysis, Reporting – </w:t>
+        <w:t xml:space="preserve">Validation, Analysis, Reporting – </w:t>
       </w:r>
       <w:r>
         <w:t>модули</w:t>
@@ -2347,7 +3549,7 @@
     </w:p>
     <w:p>
       <w:pPr>
-        <w:pStyle w:val="af2"/>
+        <w:pStyle w:val="af3"/>
         <w:numPr>
           <w:ilvl w:val="0"/>
           <w:numId w:val="7"/>
@@ -2359,7 +3561,7 @@
     </w:p>
     <w:p>
       <w:pPr>
-        <w:pStyle w:val="af2"/>
+        <w:pStyle w:val="af3"/>
         <w:numPr>
           <w:ilvl w:val="0"/>
           <w:numId w:val="7"/>
@@ -2380,19 +3582,25 @@
     </w:p>
     <w:p>
       <w:pPr>
-        <w:pStyle w:val="af2"/>
+        <w:pStyle w:val="af3"/>
         <w:numPr>
           <w:ilvl w:val="0"/>
           <w:numId w:val="7"/>
         </w:numPr>
       </w:pPr>
       <w:r>
-        <w:t>Pipeline – оркестратор.</w:t>
-      </w:r>
-    </w:p>
-    <w:p>
-      <w:pPr>
-        <w:pStyle w:val="af2"/>
+        <w:rPr>
+          <w:lang w:val="en-US"/>
+        </w:rPr>
+        <w:t>Services</w:t>
+      </w:r>
+      <w:r>
+        <w:t xml:space="preserve"> – оркестратор.</w:t>
+      </w:r>
+    </w:p>
+    <w:p>
+      <w:pPr>
+        <w:pStyle w:val="af3"/>
         <w:numPr>
           <w:ilvl w:val="0"/>
           <w:numId w:val="7"/>
@@ -2404,7 +3612,7 @@
     </w:p>
     <w:p>
       <w:pPr>
-        <w:pStyle w:val="af2"/>
+        <w:pStyle w:val="af3"/>
         <w:numPr>
           <w:ilvl w:val="0"/>
           <w:numId w:val="7"/>
@@ -2429,11 +3637,6 @@
       </w:r>
     </w:p>
     <w:p>
-      <w:pPr>
-        <w:rPr>
-          <w:lang w:val="en-US"/>
-        </w:rPr>
-      </w:pPr>
       <w:r>
         <w:t>В файле appsettings.json проекта Api укажите параметры подключения к нейросетям:</w:t>
       </w:r>
@@ -2474,19 +3677,6 @@
         <w:rPr>
           <w:lang w:val="en-US"/>
         </w:rPr>
-        <w:t xml:space="preserve">  "BaseUrl": "https://openrouter.ai/api/v1/",</w:t>
-      </w:r>
-    </w:p>
-    <w:p>
-      <w:pPr>
-        <w:rPr>
-          <w:lang w:val="en-US"/>
-        </w:rPr>
-      </w:pPr>
-      <w:r>
-        <w:rPr>
-          <w:lang w:val="en-US"/>
-        </w:rPr>
         <w:t xml:space="preserve">  "RequestUri": "chat/completions",</w:t>
       </w:r>
     </w:p>
@@ -2517,15 +3707,7 @@
       </w:r>
     </w:p>
     <w:p>
-      <w:pPr>
-        <w:rPr>
-          <w:lang w:val="en-US"/>
-        </w:rPr>
-      </w:pPr>
-      <w:r>
-        <w:rPr>
-          <w:lang w:val="en-US"/>
-        </w:rPr>
+      <w:r>
         <w:t>}</w:t>
       </w:r>
     </w:p>
@@ -2589,14 +3771,34 @@
     </w:p>
     <w:p>
       <w:r>
+        <w:t>dotnet run</w:t>
+      </w:r>
+    </w:p>
+    <w:p>
+      <w:pPr>
+        <w:pStyle w:val="a4"/>
+        <w:rPr>
+          <w:sz w:val="28"/>
+          <w:lang w:val="en-US"/>
+        </w:rPr>
+      </w:pPr>
+    </w:p>
+    <w:p>
+      <w:pPr>
+        <w:pStyle w:val="a4"/>
+        <w:rPr>
+          <w:sz w:val="28"/>
+        </w:rPr>
+      </w:pPr>
+      <w:bookmarkStart w:id="6" w:name="_Toc233383751"/>
+      <w:r>
+        <w:rPr>
+          <w:sz w:val="28"/>
+        </w:rPr>
         <w:lastRenderedPageBreak/>
-        <w:t>dotnet run</w:t>
-      </w:r>
-    </w:p>
-    <w:p>
-      <w:r>
         <w:t>6.4. Расширение функциональности</w:t>
       </w:r>
+      <w:bookmarkEnd w:id="6"/>
     </w:p>
     <w:p>
       <w:r>
@@ -2632,10 +3834,12 @@
       <w:pPr>
         <w:pStyle w:val="a4"/>
       </w:pPr>
+      <w:bookmarkStart w:id="7" w:name="_Toc233383752"/>
       <w:r>
         <w:lastRenderedPageBreak/>
         <w:t>7. Руководство администратора</w:t>
       </w:r>
+      <w:bookmarkEnd w:id="7"/>
     </w:p>
     <w:p>
       <w:pPr>
@@ -2653,7 +3857,6 @@
       <w:r>
         <w:rPr>
           <w:b/>
-          <w:lang w:val="en-US"/>
         </w:rPr>
         <w:t>1</w:t>
       </w:r>
@@ -2672,16 +3875,166 @@
         <w:t>е</w:t>
       </w:r>
       <w:r>
-        <w:t>ния этапов, ошибк</w:t>
-      </w:r>
-      <w:r>
-        <w:t>и взаимодействия с нейросетями.</w:t>
-      </w:r>
-    </w:p>
-    <w:p>
-      <w:pPr>
+        <w:t>ния этапов, ошибки взаимодействия с нейросетями</w:t>
+      </w:r>
+      <w:r>
+        <w:t xml:space="preserve"> (</w:t>
+      </w:r>
+      <w:r>
+        <w:t>рис 7.1.1</w:t>
+      </w:r>
+      <w:r>
+        <w:t>)</w:t>
+      </w:r>
+      <w:r>
+        <w:t>.</w:t>
+      </w:r>
+    </w:p>
+    <w:p>
+      <w:pPr>
+        <w:ind w:firstLine="0"/>
         <w:jc w:val="center"/>
         <w:rPr>
+          <w:noProof/>
+        </w:rPr>
+      </w:pPr>
+      <w:r>
+        <w:rPr>
+          <w:noProof/>
+        </w:rPr>
+        <w:drawing>
+          <wp:inline distT="0" distB="0" distL="0" distR="0">
+            <wp:extent cx="5931535" cy="1717675"/>
+            <wp:effectExtent l="19050" t="0" r="0" b="0"/>
+            <wp:docPr id="12" name="Рисунок 1" descr="C:\Users\Admin\Downloads\2026-06-26_16-05-17.png"/>
+            <wp:cNvGraphicFramePr>
+              <a:graphicFrameLocks xmlns:a="http://schemas.openxmlformats.org/drawingml/2006/main" noChangeAspect="1"/>
+            </wp:cNvGraphicFramePr>
+            <a:graphic xmlns:a="http://schemas.openxmlformats.org/drawingml/2006/main">
+              <a:graphicData uri="http://schemas.openxmlformats.org/drawingml/2006/picture">
+                <pic:pic xmlns:pic="http://schemas.openxmlformats.org/drawingml/2006/picture">
+                  <pic:nvPicPr>
+                    <pic:cNvPr id="0" name="Picture 1" descr="C:\Users\Admin\Downloads\2026-06-26_16-05-17.png"/>
+                    <pic:cNvPicPr>
+                      <a:picLocks noChangeAspect="1" noChangeArrowheads="1"/>
+                    </pic:cNvPicPr>
+                  </pic:nvPicPr>
+                  <pic:blipFill>
+                    <a:blip r:embed="rId15"/>
+                    <a:srcRect/>
+                    <a:stretch>
+                      <a:fillRect/>
+                    </a:stretch>
+                  </pic:blipFill>
+                  <pic:spPr bwMode="auto">
+                    <a:xfrm>
+                      <a:off x="0" y="0"/>
+                      <a:ext cx="5931535" cy="1717675"/>
+                    </a:xfrm>
+                    <a:prstGeom prst="rect">
+                      <a:avLst/>
+                    </a:prstGeom>
+                    <a:noFill/>
+                    <a:ln w="9525">
+                      <a:noFill/>
+                      <a:miter lim="800000"/>
+                      <a:headEnd/>
+                      <a:tailEnd/>
+                    </a:ln>
+                  </pic:spPr>
+                </pic:pic>
+              </a:graphicData>
+            </a:graphic>
+          </wp:inline>
+        </w:drawing>
+      </w:r>
+    </w:p>
+    <w:p>
+      <w:pPr>
+        <w:jc w:val="center"/>
+        <w:rPr>
+          <w:sz w:val="24"/>
+        </w:rPr>
+      </w:pPr>
+      <w:r>
+        <w:rPr>
+          <w:sz w:val="24"/>
+        </w:rPr>
+        <w:t xml:space="preserve">Рисунок </w:t>
+      </w:r>
+      <w:r>
+        <w:rPr>
+          <w:sz w:val="24"/>
+        </w:rPr>
+        <w:t>7</w:t>
+      </w:r>
+      <w:r>
+        <w:rPr>
+          <w:sz w:val="24"/>
+        </w:rPr>
+        <w:t>.</w:t>
+      </w:r>
+      <w:r>
+        <w:rPr>
+          <w:sz w:val="24"/>
+        </w:rPr>
+        <w:t>1</w:t>
+      </w:r>
+      <w:r>
+        <w:rPr>
+          <w:sz w:val="24"/>
+        </w:rPr>
+        <w:t>.</w:t>
+      </w:r>
+      <w:r>
+        <w:rPr>
+          <w:sz w:val="24"/>
+        </w:rPr>
+        <w:t>1</w:t>
+      </w:r>
+      <w:r>
+        <w:rPr>
+          <w:sz w:val="24"/>
+        </w:rPr>
+        <w:t xml:space="preserve"> – </w:t>
+      </w:r>
+      <w:r>
+        <w:rPr>
+          <w:sz w:val="24"/>
+        </w:rPr>
+        <w:t xml:space="preserve">Обращение к </w:t>
+      </w:r>
+      <w:r>
+        <w:rPr>
+          <w:sz w:val="24"/>
+          <w:lang w:val="en-US"/>
+        </w:rPr>
+        <w:t>API</w:t>
+      </w:r>
+      <w:r>
+        <w:rPr>
+          <w:sz w:val="24"/>
+        </w:rPr>
+        <w:t xml:space="preserve"> </w:t>
+      </w:r>
+      <w:r>
+        <w:rPr>
+          <w:sz w:val="24"/>
+        </w:rPr>
+        <w:t xml:space="preserve">сервисам </w:t>
+      </w:r>
+      <w:r>
+        <w:rPr>
+          <w:sz w:val="24"/>
+          <w:lang w:val="en-US"/>
+        </w:rPr>
+        <w:t>OpenAI</w:t>
+      </w:r>
+    </w:p>
+    <w:p>
+      <w:pPr>
+        <w:jc w:val="center"/>
+        <w:rPr>
           <w:b/>
         </w:rPr>
       </w:pPr>
@@ -2689,63 +4042,48 @@
         <w:rPr>
           <w:b/>
         </w:rPr>
-        <w:t>7.2</w:t>
-      </w:r>
-      <w:r>
+        <w:t>7.2. Управление ключами API</w:t>
+      </w:r>
+    </w:p>
+    <w:p>
+      <w:r>
+        <w:t>Ключи YandexGPT и OpenRouter хранятся</w:t>
+      </w:r>
+      <w:r>
+        <w:t xml:space="preserve"> в защищённом виде (appsettings</w:t>
+      </w:r>
+      <w:r>
+        <w:t>.json, переменные окружения).</w:t>
+      </w:r>
+    </w:p>
+    <w:p>
+      <w:r>
+        <w:t>При истечении или компрометации ключей обновите конфигурацию и перезапустите сервис.</w:t>
+      </w:r>
+    </w:p>
+    <w:p>
+      <w:r>
+        <w:t>Для зарубежного агента используется бесплатный тир OpenRouter с о</w:t>
+      </w:r>
+      <w:r>
+        <w:t>г</w:t>
+      </w:r>
+      <w:r>
+        <w:t>раничением 20 запросов/мин. При необходимости можно перейти на платный тариф, изменив модель и ключ.</w:t>
+      </w:r>
+    </w:p>
+    <w:p>
+      <w:pPr>
+        <w:jc w:val="center"/>
         <w:rPr>
           <w:b/>
         </w:rPr>
-        <w:t>. Управление ключами API</w:t>
-      </w:r>
-    </w:p>
-    <w:p>
-      <w:r>
-        <w:t>Ключи YandexGPT и OpenRouter хранятся в защищённом виде (appsettings.secre</w:t>
-      </w:r>
-      <w:r>
-        <w:t>ts.json, переменные окружения).</w:t>
-      </w:r>
-    </w:p>
-    <w:p>
-      <w:r>
-        <w:t>При истечении или компрометации ключей обновите конфи</w:t>
-      </w:r>
-      <w:r>
-        <w:t>гурацию и перезапустите сервис.</w:t>
-      </w:r>
-    </w:p>
-    <w:p>
-      <w:r>
-        <w:t>Для зарубежного агента используется бесплатный тир OpenRouter с о</w:t>
-      </w:r>
-      <w:r>
-        <w:t>г</w:t>
-      </w:r>
-      <w:r>
-        <w:t>раничением 20 запросов/мин. При необходимости можно перейти на платны</w:t>
-      </w:r>
-      <w:r>
-        <w:t>й тариф, изменив модель и ключ.</w:t>
-      </w:r>
-    </w:p>
-    <w:p>
-      <w:pPr>
-        <w:jc w:val="center"/>
+      </w:pPr>
+      <w:r>
         <w:rPr>
           <w:b/>
         </w:rPr>
-      </w:pPr>
-      <w:r>
-        <w:rPr>
-          <w:b/>
-        </w:rPr>
-        <w:t>7.3</w:t>
-      </w:r>
-      <w:r>
-        <w:rPr>
-          <w:b/>
-        </w:rPr>
-        <w:t>. Безопасность</w:t>
+        <w:t>7.3. Безопасность</w:t>
       </w:r>
     </w:p>
     <w:p>
@@ -2754,11 +4092,6 @@
       </w:r>
     </w:p>
     <w:p>
-      <w:pPr>
-        <w:rPr>
-          <w:lang w:val="en-US"/>
-        </w:rPr>
-      </w:pPr>
       <w:r>
         <w:t>Файлы, загружаемые пользователями, не сохраняются на диск, обраб</w:t>
       </w:r>
@@ -2778,14 +4111,8 @@
         <w:spacing w:line="240" w:lineRule="auto"/>
         <w:ind w:firstLine="0"/>
         <w:jc w:val="left"/>
-        <w:rPr>
-          <w:lang w:val="en-US"/>
-        </w:rPr>
-      </w:pPr>
-      <w:r>
-        <w:rPr>
-          <w:lang w:val="en-US"/>
-        </w:rPr>
+      </w:pPr>
+      <w:r>
         <w:br w:type="page"/>
       </w:r>
     </w:p>
@@ -2793,10 +4120,12 @@
       <w:pPr>
         <w:pStyle w:val="a4"/>
       </w:pPr>
+      <w:bookmarkStart w:id="8" w:name="_Toc233383753"/>
       <w:r>
         <w:lastRenderedPageBreak/>
         <w:t>8. Шаблоны отчётов и глоссарий</w:t>
       </w:r>
+      <w:bookmarkEnd w:id="8"/>
     </w:p>
     <w:p>
       <w:pPr>
@@ -3221,7 +4550,13 @@
         <w:t>о</w:t>
       </w:r>
       <w:r>
-        <w:t>мендации.</w:t>
+        <w:t>мендации</w:t>
+      </w:r>
+      <w:r>
+        <w:t xml:space="preserve"> (рис 8.1.1)</w:t>
+      </w:r>
+      <w:r>
+        <w:t>.</w:t>
       </w:r>
     </w:p>
     <w:p>
@@ -3231,7 +4566,7 @@
     </w:p>
     <w:p>
       <w:pPr>
-        <w:pStyle w:val="af2"/>
+        <w:pStyle w:val="af3"/>
         <w:numPr>
           <w:ilvl w:val="0"/>
           <w:numId w:val="8"/>
@@ -3243,37 +4578,143 @@
     </w:p>
     <w:p>
       <w:pPr>
-        <w:pStyle w:val="af2"/>
+        <w:pStyle w:val="af3"/>
         <w:numPr>
           <w:ilvl w:val="0"/>
           <w:numId w:val="8"/>
         </w:numPr>
       </w:pPr>
       <w:r>
-        <w:t>ячейка с количеством пустых ответов – жёл</w:t>
-      </w:r>
-      <w:r>
-        <w:t>тая заливка, если зн</w:t>
-      </w:r>
-      <w:r>
-        <w:t>а</w:t>
-      </w:r>
-      <w:r>
-        <w:t>чение &gt; 0.</w:t>
-      </w:r>
-    </w:p>
-    <w:p>
-      <w:r>
-        <w:t xml:space="preserve">[Скриншот: </w:t>
-      </w:r>
-      <w:r>
-        <w:rPr>
+        <w:t xml:space="preserve">ячейка с количеством пустых ответов – </w:t>
+      </w:r>
+      <w:r>
+        <w:t>ораньжевая</w:t>
+      </w:r>
+      <w:r>
+        <w:t xml:space="preserve"> заливка, если значение &gt; 0.</w:t>
+      </w:r>
+    </w:p>
+    <w:p>
+      <w:pPr>
+        <w:ind w:firstLine="0"/>
+        <w:jc w:val="center"/>
+        <w:rPr>
+          <w:b/>
+        </w:rPr>
+      </w:pPr>
+      <w:r>
+        <w:rPr>
+          <w:b/>
+          <w:noProof/>
+        </w:rPr>
+        <w:drawing>
+          <wp:inline distT="0" distB="0" distL="0" distR="0">
+            <wp:extent cx="5940425" cy="3288271"/>
+            <wp:effectExtent l="19050" t="0" r="3175" b="0"/>
+            <wp:docPr id="23" name="Рисунок 23"/>
+            <wp:cNvGraphicFramePr>
+              <a:graphicFrameLocks xmlns:a="http://schemas.openxmlformats.org/drawingml/2006/main" noChangeAspect="1"/>
+            </wp:cNvGraphicFramePr>
+            <a:graphic xmlns:a="http://schemas.openxmlformats.org/drawingml/2006/main">
+              <a:graphicData uri="http://schemas.openxmlformats.org/drawingml/2006/picture">
+                <pic:pic xmlns:pic="http://schemas.openxmlformats.org/drawingml/2006/picture">
+                  <pic:nvPicPr>
+                    <pic:cNvPr id="0" name="Picture 23"/>
+                    <pic:cNvPicPr>
+                      <a:picLocks noChangeAspect="1" noChangeArrowheads="1"/>
+                    </pic:cNvPicPr>
+                  </pic:nvPicPr>
+                  <pic:blipFill>
+                    <a:blip r:embed="rId16"/>
+                    <a:srcRect/>
+                    <a:stretch>
+                      <a:fillRect/>
+                    </a:stretch>
+                  </pic:blipFill>
+                  <pic:spPr bwMode="auto">
+                    <a:xfrm>
+                      <a:off x="0" y="0"/>
+                      <a:ext cx="5940425" cy="3288271"/>
+                    </a:xfrm>
+                    <a:prstGeom prst="rect">
+                      <a:avLst/>
+                    </a:prstGeom>
+                    <a:noFill/>
+                    <a:ln w="9525">
+                      <a:noFill/>
+                      <a:miter lim="800000"/>
+                      <a:headEnd/>
+                      <a:tailEnd/>
+                    </a:ln>
+                  </pic:spPr>
+                </pic:pic>
+              </a:graphicData>
+            </a:graphic>
+          </wp:inline>
+        </w:drawing>
+      </w:r>
+    </w:p>
+    <w:p>
+      <w:pPr>
+        <w:jc w:val="center"/>
+        <w:rPr>
+          <w:sz w:val="24"/>
+        </w:rPr>
+      </w:pPr>
+      <w:r>
+        <w:rPr>
+          <w:sz w:val="24"/>
+        </w:rPr>
+        <w:t>Рисунок 8.</w:t>
+      </w:r>
+      <w:r>
+        <w:rPr>
+          <w:sz w:val="24"/>
+        </w:rPr>
+        <w:t>1</w:t>
+      </w:r>
+      <w:r>
+        <w:rPr>
+          <w:sz w:val="24"/>
+        </w:rPr>
+        <w:t>.</w:t>
+      </w:r>
+      <w:r>
+        <w:rPr>
+          <w:sz w:val="24"/>
+        </w:rPr>
+        <w:t>1</w:t>
+      </w:r>
+      <w:r>
+        <w:rPr>
+          <w:sz w:val="24"/>
+        </w:rPr>
+        <w:t xml:space="preserve"> – </w:t>
+      </w:r>
+      <w:r>
+        <w:rPr>
+          <w:sz w:val="24"/>
+        </w:rPr>
+        <w:t xml:space="preserve">Пример полученного </w:t>
+      </w:r>
+      <w:r>
+        <w:rPr>
+          <w:sz w:val="24"/>
           <w:lang w:val="en-US"/>
         </w:rPr>
         <w:t>Excel</w:t>
       </w:r>
       <w:r>
-        <w:t>-файл с примером]</w:t>
+        <w:rPr>
+          <w:sz w:val="24"/>
+        </w:rPr>
+        <w:t xml:space="preserve"> </w:t>
+      </w:r>
+      <w:r>
+        <w:rPr>
+          <w:sz w:val="24"/>
+        </w:rPr>
+        <w:t>отчёта</w:t>
       </w:r>
     </w:p>
     <w:p>
@@ -3292,7 +4733,13 @@
     </w:p>
     <w:p>
       <w:r>
-        <w:t>Критический вопрос – задание, для которого доля правильных ответов ниже установленного порога (по умолчанию 50%). Требует пересмотра с</w:t>
+        <w:t xml:space="preserve">Критический вопрос – задание, для которого доля правильных ответов ниже установленного порога (по умолчанию </w:t>
+      </w:r>
+      <w:r>
+        <w:t>60</w:t>
+      </w:r>
+      <w:r>
+        <w:t>%). Требует пересмотра с</w:t>
       </w:r>
       <w:r>
         <w:t>о</w:t>
@@ -3337,15 +4784,16 @@
         <w:t>NeedAnalysis</w:t>
       </w:r>
       <w:r>
-        <w:t xml:space="preserve"> – ответ, требующий оценки ИИ.</w:t>
-      </w:r>
-    </w:p>
-    <w:p>
-      <w:pPr>
-        <w:rPr>
-          <w:lang w:val="en-US"/>
-        </w:rPr>
-      </w:pPr>
+        <w:t xml:space="preserve"> – ответ, требующий оценки ИИ</w:t>
+      </w:r>
+      <w:r>
+        <w:t>-агента</w:t>
+      </w:r>
+      <w:r>
+        <w:t>.</w:t>
+      </w:r>
+    </w:p>
+    <w:p>
       <w:r>
         <w:rPr>
           <w:lang w:val="en-US"/>
@@ -3382,24 +4830,7 @@
       <w:r>
         <w:t xml:space="preserve"> (неправильный).</w:t>
       </w:r>
-    </w:p>
-    <w:p>
-      <w:pPr>
-        <w:tabs>
-          <w:tab w:val="clear" w:pos="9330"/>
-        </w:tabs>
-        <w:suppressAutoHyphens/>
-        <w:spacing w:line="240" w:lineRule="auto"/>
-        <w:ind w:firstLine="0"/>
-        <w:jc w:val="left"/>
-        <w:rPr>
-          <w:lang w:val="en-US"/>
-        </w:rPr>
-      </w:pPr>
-      <w:r>
-        <w:rPr>
-          <w:lang w:val="en-US"/>
-        </w:rPr>
+      <w:r>
         <w:br w:type="page"/>
       </w:r>
     </w:p>
@@ -3407,39 +4838,93 @@
       <w:pPr>
         <w:pStyle w:val="a4"/>
       </w:pPr>
+      <w:bookmarkStart w:id="9" w:name="_Toc233383754"/>
       <w:r>
         <w:lastRenderedPageBreak/>
-        <w:t>9. Приложения</w:t>
-      </w:r>
-    </w:p>
-    <w:p>
-      <w:r>
-        <w:t>Приложение А. Архитектурная диаграмма системы (вставить изобр</w:t>
-      </w:r>
-      <w:r>
-        <w:t>а</w:t>
-      </w:r>
-      <w:r>
-        <w:t>жение).</w:t>
-      </w:r>
-    </w:p>
-    <w:p>
-      <w:r>
-        <w:t>Приложение Б. Пример запроса к DeepSeek через OpenRouter (вставить скриншот).</w:t>
-      </w:r>
-    </w:p>
-    <w:p>
-      <w:r>
-        <w:t>Приложение В. Скриншоты пользовательского интерфейса – главная страница, индикатор загрузки, результат анализа, пример Excel-отчёта.</w:t>
+        <w:t xml:space="preserve">9. </w:t>
+      </w:r>
+      <w:r>
+        <w:t>Заключение</w:t>
+      </w:r>
+      <w:bookmarkEnd w:id="9"/>
+    </w:p>
+    <w:p>
+      <w:r>
+        <w:t>Разработанная система TestAInspector в полном объёме реализует тр</w:t>
+      </w:r>
+      <w:r>
+        <w:t>е</w:t>
+      </w:r>
+      <w:r>
+        <w:t xml:space="preserve">бования технического задания на создание группы ИИ-агентов для анализа результатов тестовых заданий. Обеспечена автоматическая проверка ответов с использованием двух независимых вариантов нейросетей — российского (YandexGPT) и зарубежного (OpenRouter / DeepSeek). </w:t>
+      </w:r>
+    </w:p>
+    <w:p>
+      <w:r>
+        <w:t>Реализован полный цикл обработки: парсинг данных в форматах JSON, CSV и ZIP-архивов; валидация и предварительная фильтрация; интеллект</w:t>
+      </w:r>
+      <w:r>
+        <w:t>у</w:t>
+      </w:r>
+      <w:r>
+        <w:t>альное сравнение ответов с эталоном с применением алгоритмического пр</w:t>
+      </w:r>
+      <w:r>
+        <w:t>е</w:t>
+      </w:r>
+      <w:r>
+        <w:t>дотсева для экономии р</w:t>
+      </w:r>
+      <w:r>
+        <w:t>е</w:t>
+      </w:r>
+      <w:r>
+        <w:t>сурсов; формирование структурированных отчётов в форматах JSON и Excel с цветовой индикацией критических отклонений.</w:t>
+      </w:r>
+    </w:p>
+    <w:p>
+      <w:r>
+        <w:t>Архитектура решения обеспечивает модульность, масштабируемость и простоту подключения новых форматов данных или моделей нейросетей. Пользовательский веб-интерфейс интуитивно понятен и не требует спец</w:t>
+      </w:r>
+      <w:r>
+        <w:t>и</w:t>
+      </w:r>
+      <w:r>
+        <w:t>ального обучения. Подготовленная проектная документация содержит арх</w:t>
+      </w:r>
+      <w:r>
+        <w:t>и</w:t>
+      </w:r>
+      <w:r>
+        <w:t>тектурные описания, руководства для всех категорий пользователей, а также сравнительный анализ эффективности агентов, подтверждающий обоснова</w:t>
+      </w:r>
+      <w:r>
+        <w:t>н</w:t>
+      </w:r>
+      <w:r>
+        <w:t>ность выбора конкретных моделей.</w:t>
+      </w:r>
+    </w:p>
+    <w:p>
+      <w:r>
+        <w:t>Таким образом, все функциональные, технические и организационные требования, предъявленные к проекту, выполнены. Система готова к внедр</w:t>
+      </w:r>
+      <w:r>
+        <w:t>е</w:t>
+      </w:r>
+      <w:r>
+        <w:t>нию в рабочие процессы Корпоративного университета Санкт-Петербурга.</w:t>
       </w:r>
     </w:p>
     <w:sectPr>
+      <w:footerReference w:type="default" r:id="rId17"/>
       <w:pgSz w:w="11906" w:h="16838"/>
-      <w:pgMar w:top="1134" w:right="850" w:bottom="1134" w:left="1701" w:header="720" w:footer="720" w:gutter="0"/>
+      <w:pgMar w:top="1134" w:right="850" w:bottom="1134" w:left="1701" w:header="720" w:footer="0" w:gutter="0"/>
       <w:pgNumType w:start="1"/>
       <w:cols w:space="720"/>
       <w:formProt w:val="0"/>
-      <w:docGrid w:linePitch="326"/>
+      <w:titlePg/>
+      <w:docGrid w:linePitch="381"/>
     </w:sectPr>
   </w:body>
 </w:document>
@@ -3462,6 +4947,64 @@
     </w:p>
   </w:endnote>
 </w:endnotes>
+</file>
+
+<file path=word/footer1.xml><?xml version="1.0" encoding="utf-8"?>
+<w:ftr xmlns:ve="http://schemas.openxmlformats.org/markup-compatibility/2006" xmlns:o="urn:schemas-microsoft-com:office:office" xmlns:r="http://schemas.openxmlformats.org/officeDocument/2006/relationships" xmlns:m="http://schemas.openxmlformats.org/officeDocument/2006/math" xmlns:v="urn:schemas-microsoft-com:vml" xmlns:wp="http://schemas.openxmlformats.org/drawingml/2006/wordprocessingDrawing" xmlns:w10="urn:schemas-microsoft-com:office:word" xmlns:w="http://schemas.openxmlformats.org/wordprocessingml/2006/main" xmlns:wne="http://schemas.microsoft.com/office/word/2006/wordml">
+  <w:sdt>
+    <w:sdtPr>
+      <w:id w:val="27912236"/>
+      <w:docPartObj>
+        <w:docPartGallery w:val="Page Numbers (Bottom of Page)"/>
+        <w:docPartUnique/>
+      </w:docPartObj>
+    </w:sdtPr>
+    <w:sdtContent>
+      <w:p>
+        <w:pPr>
+          <w:pStyle w:val="af"/>
+          <w:jc w:val="right"/>
+        </w:pPr>
+        <w:r>
+          <w:rPr>
+            <w:color w:val="auto"/>
+          </w:rPr>
+          <w:fldChar w:fldCharType="begin"/>
+        </w:r>
+        <w:r>
+          <w:rPr>
+            <w:color w:val="auto"/>
+          </w:rPr>
+          <w:instrText xml:space="preserve"> PAGE   \* MERGEFORMAT </w:instrText>
+        </w:r>
+        <w:r>
+          <w:rPr>
+            <w:color w:val="auto"/>
+          </w:rPr>
+          <w:fldChar w:fldCharType="separate"/>
+        </w:r>
+        <w:r>
+          <w:rPr>
+            <w:noProof/>
+            <w:color w:val="auto"/>
+          </w:rPr>
+          <w:t>18</w:t>
+        </w:r>
+        <w:r>
+          <w:rPr>
+            <w:color w:val="auto"/>
+          </w:rPr>
+          <w:fldChar w:fldCharType="end"/>
+        </w:r>
+      </w:p>
+    </w:sdtContent>
+  </w:sdt>
+  <w:p>
+    <w:pPr>
+      <w:pStyle w:val="af"/>
+    </w:pPr>
+  </w:p>
+</w:ftr>
 </file>
 
 <file path=word/footnotes.xml><?xml version="1.0" encoding="utf-8"?>
@@ -4574,7 +6117,7 @@
   <w:style w:type="paragraph" w:default="1" w:styleId="a">
     <w:name w:val="Normal"/>
     <w:qFormat/>
-    <w:rsid w:val="005551B2"/>
+    <w:rsid w:val="001F36B9"/>
     <w:pPr>
       <w:tabs>
         <w:tab w:val="left" w:pos="9330"/>
@@ -4632,6 +6175,29 @@
       <w:u w:color="000000"/>
     </w:rPr>
   </w:style>
+  <w:style w:type="paragraph" w:styleId="3">
+    <w:name w:val="heading 3"/>
+    <w:basedOn w:val="a"/>
+    <w:next w:val="a"/>
+    <w:link w:val="30"/>
+    <w:uiPriority w:val="9"/>
+    <w:semiHidden/>
+    <w:unhideWhenUsed/>
+    <w:qFormat/>
+    <w:rsid w:val="00E25E6F"/>
+    <w:pPr>
+      <w:keepNext/>
+      <w:keepLines/>
+      <w:spacing w:before="200"/>
+      <w:outlineLvl w:val="2"/>
+    </w:pPr>
+    <w:rPr>
+      <w:rFonts w:asciiTheme="majorHAnsi" w:eastAsiaTheme="majorEastAsia" w:hAnsiTheme="majorHAnsi" w:cstheme="majorBidi"/>
+      <w:b/>
+      <w:bCs/>
+      <w:color w:val="4F81BD" w:themeColor="accent1"/>
+    </w:rPr>
+  </w:style>
   <w:style w:type="character" w:default="1" w:styleId="a0">
     <w:name w:val="Default Paragraph Font"/>
     <w:uiPriority w:val="1"/>
@@ -4662,6 +6228,7 @@
   </w:style>
   <w:style w:type="character" w:styleId="a3">
     <w:name w:val="Hyperlink"/>
+    <w:uiPriority w:val="99"/>
     <w:rsid w:val="00587BAC"/>
     <w:rPr>
       <w:u w:val="single"/>
@@ -4792,6 +6359,8 @@
   <w:style w:type="paragraph" w:styleId="af">
     <w:name w:val="footer"/>
     <w:basedOn w:val="a9"/>
+    <w:link w:val="af0"/>
+    <w:uiPriority w:val="99"/>
     <w:rsid w:val="00587BAC"/>
   </w:style>
   <w:style w:type="table" w:customStyle="1" w:styleId="TableNormal">
@@ -4806,10 +6375,10 @@
       </w:tblCellMar>
     </w:tblPr>
   </w:style>
-  <w:style w:type="paragraph" w:styleId="af0">
+  <w:style w:type="paragraph" w:styleId="af1">
     <w:name w:val="Balloon Text"/>
     <w:basedOn w:val="a"/>
-    <w:link w:val="af1"/>
+    <w:link w:val="af2"/>
     <w:uiPriority w:val="99"/>
     <w:semiHidden/>
     <w:unhideWhenUsed/>
@@ -4820,10 +6389,10 @@
       <w:szCs w:val="16"/>
     </w:rPr>
   </w:style>
-  <w:style w:type="character" w:customStyle="1" w:styleId="af1">
+  <w:style w:type="character" w:customStyle="1" w:styleId="af2">
     <w:name w:val="Текст выноски Знак"/>
     <w:basedOn w:val="a0"/>
-    <w:link w:val="af0"/>
+    <w:link w:val="af1"/>
     <w:uiPriority w:val="99"/>
     <w:semiHidden/>
     <w:rsid w:val="005551B2"/>
@@ -4876,7 +6445,7 @@
       <w:u w:color="000000"/>
     </w:rPr>
   </w:style>
-  <w:style w:type="paragraph" w:styleId="af2">
+  <w:style w:type="paragraph" w:styleId="af3">
     <w:name w:val="List Paragraph"/>
     <w:basedOn w:val="a"/>
     <w:uiPriority w:val="34"/>
@@ -4887,7 +6456,7 @@
       <w:contextualSpacing/>
     </w:pPr>
   </w:style>
-  <w:style w:type="table" w:styleId="af3">
+  <w:style w:type="table" w:styleId="af4">
     <w:name w:val="Table Grid"/>
     <w:basedOn w:val="a1"/>
     <w:uiPriority w:val="59"/>
@@ -4909,6 +6478,92 @@
         <w:right w:w="108" w:type="dxa"/>
       </w:tblCellMar>
     </w:tblPr>
+  </w:style>
+  <w:style w:type="paragraph" w:styleId="af5">
+    <w:name w:val="TOC Heading"/>
+    <w:basedOn w:val="1"/>
+    <w:next w:val="a"/>
+    <w:uiPriority w:val="39"/>
+    <w:semiHidden/>
+    <w:unhideWhenUsed/>
+    <w:qFormat/>
+    <w:rsid w:val="00E25E6F"/>
+    <w:pPr>
+      <w:keepLines/>
+      <w:suppressAutoHyphens w:val="0"/>
+      <w:spacing w:before="480" w:line="276" w:lineRule="auto"/>
+      <w:jc w:val="left"/>
+      <w:outlineLvl w:val="9"/>
+    </w:pPr>
+    <w:rPr>
+      <w:rFonts w:asciiTheme="majorHAnsi" w:eastAsiaTheme="majorEastAsia" w:hAnsiTheme="majorHAnsi" w:cstheme="majorBidi"/>
+      <w:color w:val="365F91" w:themeColor="accent1" w:themeShade="BF"/>
+      <w:sz w:val="28"/>
+      <w:szCs w:val="28"/>
+      <w:lang w:eastAsia="en-US"/>
+    </w:rPr>
+  </w:style>
+  <w:style w:type="paragraph" w:styleId="11">
+    <w:name w:val="toc 1"/>
+    <w:basedOn w:val="a"/>
+    <w:next w:val="a"/>
+    <w:autoRedefine/>
+    <w:uiPriority w:val="39"/>
+    <w:unhideWhenUsed/>
+    <w:rsid w:val="00E25E6F"/>
+    <w:pPr>
+      <w:tabs>
+        <w:tab w:val="clear" w:pos="9330"/>
+      </w:tabs>
+      <w:spacing w:after="100"/>
+    </w:pPr>
+  </w:style>
+  <w:style w:type="paragraph" w:styleId="21">
+    <w:name w:val="toc 2"/>
+    <w:basedOn w:val="a"/>
+    <w:next w:val="a"/>
+    <w:autoRedefine/>
+    <w:uiPriority w:val="39"/>
+    <w:unhideWhenUsed/>
+    <w:rsid w:val="00E25E6F"/>
+    <w:pPr>
+      <w:tabs>
+        <w:tab w:val="clear" w:pos="9330"/>
+      </w:tabs>
+      <w:spacing w:after="100"/>
+      <w:ind w:left="280"/>
+    </w:pPr>
+  </w:style>
+  <w:style w:type="character" w:customStyle="1" w:styleId="30">
+    <w:name w:val="Заголовок 3 Знак"/>
+    <w:basedOn w:val="a0"/>
+    <w:link w:val="3"/>
+    <w:uiPriority w:val="9"/>
+    <w:semiHidden/>
+    <w:rsid w:val="00E25E6F"/>
+    <w:rPr>
+      <w:rFonts w:asciiTheme="majorHAnsi" w:eastAsiaTheme="majorEastAsia" w:hAnsiTheme="majorHAnsi" w:cstheme="majorBidi"/>
+      <w:b/>
+      <w:bCs/>
+      <w:color w:val="4F81BD" w:themeColor="accent1"/>
+      <w:sz w:val="28"/>
+      <w:szCs w:val="24"/>
+      <w:u w:color="000000"/>
+    </w:rPr>
+  </w:style>
+  <w:style w:type="character" w:customStyle="1" w:styleId="af0">
+    <w:name w:val="Нижний колонтитул Знак"/>
+    <w:basedOn w:val="a0"/>
+    <w:link w:val="af"/>
+    <w:uiPriority w:val="99"/>
+    <w:rsid w:val="00E25E6F"/>
+    <w:rPr>
+      <w:rFonts w:eastAsia="Times New Roman"/>
+      <w:color w:val="000000"/>
+      <w:sz w:val="28"/>
+      <w:szCs w:val="24"/>
+      <w:u w:color="000000"/>
+    </w:rPr>
   </w:style>
 </w:styles>
 </file>
@@ -5085,4 +6740,16 @@
   <a:objectDefaults/>
   <a:extraClrSchemeLst/>
 </a:theme>
+</file>
+
+<file path=customXml/item1.xml><?xml version="1.0" encoding="utf-8"?>
+<b:Sources xmlns:b="http://schemas.openxmlformats.org/officeDocument/2006/bibliography" xmlns="http://schemas.openxmlformats.org/officeDocument/2006/bibliography" SelectedStyle="\ISO690Nmerical.XSL" StyleName="ISO 690 - Numerical Reference"/>
+</file>
+
+<file path=customXml/itemProps1.xml><?xml version="1.0" encoding="utf-8"?>
+<ds:datastoreItem xmlns:ds="http://schemas.openxmlformats.org/officeDocument/2006/customXml" ds:itemID="{2F9F52FE-E9DE-4606-B059-1BD03783B4D6}">
+  <ds:schemaRefs>
+    <ds:schemaRef ds:uri="http://schemas.openxmlformats.org/officeDocument/2006/bibliography"/>
+  </ds:schemaRefs>
+</ds:datastoreItem>
 </file>